--- a/sal-site/COPY-HOME-REVISAO.docx
+++ b/sal-site/COPY-HOME-REVISAO.docx
@@ -33,7 +33,7 @@
           <w:sz w:val="19"/>
           <w:szCs w:val="19"/>
         </w:rPr>
-        <w:t xml:space="preserve">Versão 2</w:t>
+        <w:t xml:space="preserve">Versão 3</w:t>
       </w:r>
       <w:r>
         <w:rPr>
@@ -44,7 +44,7 @@
           <w:sz w:val="19"/>
           <w:szCs w:val="19"/>
         </w:rPr>
-        <w:t xml:space="preserve">, de 28/07/2026. Refeita depois das suas decisões e da correção da biografia.</w:t>
+        <w:t xml:space="preserve">, de 28/07/2026. Refeita depois da sua segunda rodada de ajustes.</w:t>
       </w:r>
     </w:p>
     <w:p>
@@ -206,7 +206,7 @@
                 <w:sz w:val="20"/>
                 <w:szCs w:val="20"/>
               </w:rPr>
-              <w:t xml:space="preserve">O que mudou da versão 1 para esta:</w:t>
+              <w:t xml:space="preserve">O que mudou nesta versão 3:</w:t>
             </w:r>
           </w:p>
           <w:p>
@@ -221,53 +221,102 @@
             <w:r>
               <w:rPr>
                 <w:rFonts w:ascii="Calibri" w:cs="Calibri" w:eastAsia="Calibri" w:hAnsi="Calibri"/>
-                <w:color w:val="2E2B45"/>
-                <w:sz w:val="20"/>
-                <w:szCs w:val="20"/>
-              </w:rPr>
-              <w:t xml:space="preserve">Tirei tudo que dizia que você trabalhou dentro de loja. Agora a copy fala do que é verdade:</w:t>
-            </w:r>
-          </w:p>
-          <w:p>
-            <w:pPr>
-              <w:spacing w:after="100" w:before="0" w:line="276"/>
-            </w:pPr>
-            <w:r>
-              <w:rPr>
-                <w:rFonts w:ascii="Calibri" w:cs="Calibri" w:eastAsia="Calibri" w:hAnsi="Calibri"/>
-                <w:color w:val="2E2B45"/>
-                <w:sz w:val="20"/>
-                <w:szCs w:val="20"/>
-              </w:rPr>
-              <w:t xml:space="preserve">  marketing de shopping center e de administradora de shoppings, respondendo pelo movimento de</w:t>
-            </w:r>
-          </w:p>
-          <w:p>
-            <w:pPr>
-              <w:spacing w:after="100" w:before="0" w:line="276"/>
-            </w:pPr>
-            <w:r>
-              <w:rPr>
-                <w:rFonts w:ascii="Calibri" w:cs="Calibri" w:eastAsia="Calibri" w:hAnsi="Calibri"/>
-                <w:color w:val="2E2B45"/>
-                <w:sz w:val="20"/>
-                <w:szCs w:val="20"/>
-              </w:rPr>
-              <w:t xml:space="preserve">  dezenas de lojas ao mesmo tempo. Esse ângulo é mais forte do que o anterior, porque é uma leitura</w:t>
-            </w:r>
-          </w:p>
-          <w:p>
-            <w:pPr>
-              <w:spacing w:after="100" w:before="0" w:line="276"/>
-            </w:pPr>
-            <w:r>
-              <w:rPr>
-                <w:rFonts w:ascii="Calibri" w:cs="Calibri" w:eastAsia="Calibri" w:hAnsi="Calibri"/>
-                <w:color w:val="2E2B45"/>
-                <w:sz w:val="20"/>
-                <w:szCs w:val="20"/>
-              </w:rPr>
-              <w:t xml:space="preserve">  que o dono de uma loja só não tem.</w:t>
+                <w:b/>
+                <w:bCs/>
+                <w:color w:val="2E2B45"/>
+                <w:sz w:val="20"/>
+                <w:szCs w:val="20"/>
+              </w:rPr>
+              <w:t xml:space="preserve">Fonte trocada.</w:t>
+            </w:r>
+            <w:r>
+              <w:rPr>
+                <w:rFonts w:ascii="Calibri" w:cs="Calibri" w:eastAsia="Calibri" w:hAnsi="Calibri"/>
+                <w:color w:val="2E2B45"/>
+                <w:sz w:val="20"/>
+                <w:szCs w:val="20"/>
+              </w:rPr>
+              <w:t xml:space="preserve"> A Fraunces era a mesma da Colmeia. Entrou a </w:t>
+            </w:r>
+            <w:r>
+              <w:rPr>
+                <w:rFonts w:ascii="Calibri" w:cs="Calibri" w:eastAsia="Calibri" w:hAnsi="Calibri"/>
+                <w:b/>
+                <w:bCs/>
+                <w:color w:val="2E2B45"/>
+                <w:sz w:val="20"/>
+                <w:szCs w:val="20"/>
+              </w:rPr>
+              <w:t xml:space="preserve">Newsreader</w:t>
+            </w:r>
+            <w:r>
+              <w:rPr>
+                <w:rFonts w:ascii="Calibri" w:cs="Calibri" w:eastAsia="Calibri" w:hAnsi="Calibri"/>
+                <w:color w:val="2E2B45"/>
+                <w:sz w:val="20"/>
+                <w:szCs w:val="20"/>
+              </w:rPr>
+              <w:t xml:space="preserve">, um serifado</w:t>
+            </w:r>
+          </w:p>
+          <w:p>
+            <w:pPr>
+              <w:spacing w:after="100" w:before="0" w:line="276"/>
+            </w:pPr>
+            <w:r>
+              <w:rPr>
+                <w:rFonts w:ascii="Calibri" w:cs="Calibri" w:eastAsia="Calibri" w:hAnsi="Calibri"/>
+                <w:color w:val="2E2B45"/>
+                <w:sz w:val="20"/>
+                <w:szCs w:val="20"/>
+              </w:rPr>
+              <w:t xml:space="preserve">  editorial de alto contraste. A Glook não deu: ela não existe no Google Fonts, e é por isso que</w:t>
+            </w:r>
+          </w:p>
+          <w:p>
+            <w:pPr>
+              <w:spacing w:after="100" w:before="0" w:line="276"/>
+            </w:pPr>
+            <w:r>
+              <w:rPr>
+                <w:rFonts w:ascii="Calibri" w:cs="Calibri" w:eastAsia="Calibri" w:hAnsi="Calibri"/>
+                <w:color w:val="2E2B45"/>
+                <w:sz w:val="20"/>
+                <w:szCs w:val="20"/>
+              </w:rPr>
+              <w:t xml:space="preserve">  no blog da SAL aqueles números grandes aparecem numa fonte manuscrita — o navegador está caindo</w:t>
+            </w:r>
+          </w:p>
+          <w:p>
+            <w:pPr>
+              <w:spacing w:after="100" w:before="0" w:line="276"/>
+            </w:pPr>
+            <w:r>
+              <w:rPr>
+                <w:rFonts w:ascii="Calibri" w:cs="Calibri" w:eastAsia="Calibri" w:hAnsi="Calibri"/>
+                <w:color w:val="2E2B45"/>
+                <w:sz w:val="20"/>
+                <w:szCs w:val="20"/>
+              </w:rPr>
+              <w:t xml:space="preserve">  no </w:t>
+            </w:r>
+            <w:r>
+              <w:rPr>
+                <w:rFonts w:ascii="Consolas" w:cs="Consolas" w:eastAsia="Consolas" w:hAnsi="Consolas"/>
+                <w:color w:val="2E2B45"/>
+                <w:sz w:val="20"/>
+                <w:szCs w:val="20"/>
+              </w:rPr>
+              <w:t xml:space="preserve">cursive</w:t>
+            </w:r>
+            <w:r>
+              <w:rPr>
+                <w:rFonts w:ascii="Calibri" w:cs="Calibri" w:eastAsia="Calibri" w:hAnsi="Calibri"/>
+                <w:color w:val="2E2B45"/>
+                <w:sz w:val="20"/>
+                <w:szCs w:val="20"/>
+              </w:rPr>
+              <w:t xml:space="preserve"> porque o pedido falha. Vale corrigir o blog à parte.</w:t>
             </w:r>
           </w:p>
           <w:p>
@@ -282,11 +331,36 @@
             <w:r>
               <w:rPr>
                 <w:rFonts w:ascii="Calibri" w:cs="Calibri" w:eastAsia="Calibri" w:hAnsi="Calibri"/>
-                <w:color w:val="2E2B45"/>
-                <w:sz w:val="20"/>
-                <w:szCs w:val="20"/>
-              </w:rPr>
-              <w:t xml:space="preserve">Tirei as expressões que ninguém fala na vida real e as fórmulas de frase que denunciam texto de IA.</w:t>
+                <w:b/>
+                <w:bCs/>
+                <w:color w:val="2E2B45"/>
+                <w:sz w:val="20"/>
+                <w:szCs w:val="20"/>
+              </w:rPr>
+              <w:t xml:space="preserve">Rótulos de seção sem pílula.</w:t>
+            </w:r>
+            <w:r>
+              <w:rPr>
+                <w:rFonts w:ascii="Calibri" w:cs="Calibri" w:eastAsia="Calibri" w:hAnsi="Calibri"/>
+                <w:color w:val="2E2B45"/>
+                <w:sz w:val="20"/>
+                <w:szCs w:val="20"/>
+              </w:rPr>
+              <w:t xml:space="preserve"> Saiu a cápsula arredondada de fundo transparente. Ficou só o</w:t>
+            </w:r>
+          </w:p>
+          <w:p>
+            <w:pPr>
+              <w:spacing w:after="100" w:before="0" w:line="276"/>
+            </w:pPr>
+            <w:r>
+              <w:rPr>
+                <w:rFonts w:ascii="Calibri" w:cs="Calibri" w:eastAsia="Calibri" w:hAnsi="Calibri"/>
+                <w:color w:val="2E2B45"/>
+                <w:sz w:val="20"/>
+                <w:szCs w:val="20"/>
+              </w:rPr>
+              <w:t xml:space="preserve">  texto em versalete espaçado, sem borda, sem linha e sem travessão.</w:t>
             </w:r>
           </w:p>
           <w:p>
@@ -301,25 +375,36 @@
             <w:r>
               <w:rPr>
                 <w:rFonts w:ascii="Calibri" w:cs="Calibri" w:eastAsia="Calibri" w:hAnsi="Calibri"/>
-                <w:color w:val="2E2B45"/>
-                <w:sz w:val="20"/>
-                <w:szCs w:val="20"/>
-              </w:rPr>
-              <w:t xml:space="preserve">O H1 deixou de ser sobre você e passou a ser sobre o cliente. Em três segundos a pessoa entende</w:t>
-            </w:r>
-          </w:p>
-          <w:p>
-            <w:pPr>
-              <w:spacing w:after="100" w:before="0" w:line="276"/>
-            </w:pPr>
-            <w:r>
-              <w:rPr>
-                <w:rFonts w:ascii="Calibri" w:cs="Calibri" w:eastAsia="Calibri" w:hAnsi="Calibri"/>
-                <w:color w:val="2E2B45"/>
-                <w:sz w:val="20"/>
-                <w:szCs w:val="20"/>
-              </w:rPr>
-              <w:t xml:space="preserve">  o que a SAL faz.</w:t>
+                <w:b/>
+                <w:bCs/>
+                <w:color w:val="2E2B45"/>
+                <w:sz w:val="20"/>
+                <w:szCs w:val="20"/>
+              </w:rPr>
+              <w:t xml:space="preserve">Hero sem foto sua.</w:t>
+            </w:r>
+            <w:r>
+              <w:rPr>
+                <w:rFonts w:ascii="Calibri" w:cs="Calibri" w:eastAsia="Calibri" w:hAnsi="Calibri"/>
+                <w:color w:val="2E2B45"/>
+                <w:sz w:val="20"/>
+                <w:szCs w:val="20"/>
+              </w:rPr>
+              <w:t xml:space="preserve"> Entrou a foto das vitrines iluminadas à noite: o cliente e o varejo em</w:t>
+            </w:r>
+          </w:p>
+          <w:p>
+            <w:pPr>
+              <w:spacing w:after="100" w:before="0" w:line="276"/>
+            </w:pPr>
+            <w:r>
+              <w:rPr>
+                <w:rFonts w:ascii="Calibri" w:cs="Calibri" w:eastAsia="Calibri" w:hAnsi="Calibri"/>
+                <w:color w:val="2E2B45"/>
+                <w:sz w:val="20"/>
+                <w:szCs w:val="20"/>
+              </w:rPr>
+              <w:t xml:space="preserve">  destaque, não o fundador.</w:t>
             </w:r>
           </w:p>
           <w:p>
@@ -334,11 +419,22 @@
             <w:r>
               <w:rPr>
                 <w:rFonts w:ascii="Calibri" w:cs="Calibri" w:eastAsia="Calibri" w:hAnsi="Calibri"/>
-                <w:color w:val="2E2B45"/>
-                <w:sz w:val="20"/>
-                <w:szCs w:val="20"/>
-              </w:rPr>
-              <w:t xml:space="preserve">SEO virou o carro-chefe: os dois serviços de SEO abrem a lista, na frente do tráfego pago.</w:t>
+                <w:b/>
+                <w:bCs/>
+                <w:color w:val="2E2B45"/>
+                <w:sz w:val="20"/>
+                <w:szCs w:val="20"/>
+              </w:rPr>
+              <w:t xml:space="preserve">Subheadline curta.</w:t>
+            </w:r>
+            <w:r>
+              <w:rPr>
+                <w:rFonts w:ascii="Calibri" w:cs="Calibri" w:eastAsia="Calibri" w:hAnsi="Calibri"/>
+                <w:color w:val="2E2B45"/>
+                <w:sz w:val="20"/>
+                <w:szCs w:val="20"/>
+              </w:rPr>
+              <w:t xml:space="preserve"> Duas linhas, direto ao ponto.</w:t>
             </w:r>
           </w:p>
           <w:p>
@@ -353,25 +449,22 @@
             <w:r>
               <w:rPr>
                 <w:rFonts w:ascii="Calibri" w:cs="Calibri" w:eastAsia="Calibri" w:hAnsi="Calibri"/>
-                <w:color w:val="2E2B45"/>
-                <w:sz w:val="20"/>
-                <w:szCs w:val="20"/>
-              </w:rPr>
-              <w:t xml:space="preserve">Entraram três blocos novos: os 3 territórios da venda, a Auditoria de Presença Local e as duas</w:t>
-            </w:r>
-          </w:p>
-          <w:p>
-            <w:pPr>
-              <w:spacing w:after="100" w:before="0" w:line="276"/>
-            </w:pPr>
-            <w:r>
-              <w:rPr>
-                <w:rFonts w:ascii="Calibri" w:cs="Calibri" w:eastAsia="Calibri" w:hAnsi="Calibri"/>
-                <w:color w:val="2E2B45"/>
-                <w:sz w:val="20"/>
-                <w:szCs w:val="20"/>
-              </w:rPr>
-              <w:t xml:space="preserve">  perguntas de FAQ sobre rede e sobre começar sem contrato mensal.</w:t>
+                <w:b/>
+                <w:bCs/>
+                <w:color w:val="2E2B45"/>
+                <w:sz w:val="20"/>
+                <w:szCs w:val="20"/>
+              </w:rPr>
+              <w:t xml:space="preserve">Faixa de marcas removida.</w:t>
+            </w:r>
+            <w:r>
+              <w:rPr>
+                <w:rFonts w:ascii="Calibri" w:cs="Calibri" w:eastAsia="Calibri" w:hAnsi="Calibri"/>
+                <w:color w:val="2E2B45"/>
+                <w:sz w:val="20"/>
+                <w:szCs w:val="20"/>
+              </w:rPr>
+              <w:t xml:space="preserve"> Kopenhagen, Hering e Panvel não são clientes da SAL.</w:t>
             </w:r>
           </w:p>
           <w:p>
@@ -386,11 +479,100 @@
             <w:r>
               <w:rPr>
                 <w:rFonts w:ascii="Calibri" w:cs="Calibri" w:eastAsia="Calibri" w:hAnsi="Calibri"/>
-                <w:color w:val="2E2B45"/>
-                <w:sz w:val="20"/>
-                <w:szCs w:val="20"/>
-              </w:rPr>
-              <w:t xml:space="preserve">Os pisos de investimento entraram com os seus números, falando só de verba de anúncio.</w:t>
+                <w:b/>
+                <w:bCs/>
+                <w:color w:val="2E2B45"/>
+                <w:sz w:val="20"/>
+                <w:szCs w:val="20"/>
+              </w:rPr>
+              <w:t xml:space="preserve">"3 shoppings" aparece uma vez só</w:t>
+            </w:r>
+            <w:r>
+              <w:rPr>
+                <w:rFonts w:ascii="Calibri" w:cs="Calibri" w:eastAsia="Calibri" w:hAnsi="Calibri"/>
+                <w:color w:val="2E2B45"/>
+                <w:sz w:val="20"/>
+                <w:szCs w:val="20"/>
+              </w:rPr>
+              <w:t xml:space="preserve">, no texto sobre você. Saiu da faixa de números e dos selos.</w:t>
+            </w:r>
+          </w:p>
+          <w:p>
+            <w:pPr>
+              <w:pStyle w:val="ListParagraph"/>
+              <w:numPr>
+                <w:ilvl w:val="0"/>
+                <w:numId w:val="1"/>
+              </w:numPr>
+              <w:spacing w:after="100" w:before="0" w:line="276"/>
+            </w:pPr>
+            <w:r>
+              <w:rPr>
+                <w:rFonts w:ascii="Calibri" w:cs="Calibri" w:eastAsia="Calibri" w:hAnsi="Calibri"/>
+                <w:color w:val="2E2B45"/>
+                <w:sz w:val="20"/>
+                <w:szCs w:val="20"/>
+              </w:rPr>
+              <w:t xml:space="preserve">Auditoria a </w:t>
+            </w:r>
+            <w:r>
+              <w:rPr>
+                <w:rFonts w:ascii="Calibri" w:cs="Calibri" w:eastAsia="Calibri" w:hAnsi="Calibri"/>
+                <w:b/>
+                <w:bCs/>
+                <w:color w:val="2E2B45"/>
+                <w:sz w:val="20"/>
+                <w:szCs w:val="20"/>
+              </w:rPr>
+              <w:t xml:space="preserve">R$ 2.500 em até 6x</w:t>
+            </w:r>
+            <w:r>
+              <w:rPr>
+                <w:rFonts w:ascii="Calibri" w:cs="Calibri" w:eastAsia="Calibri" w:hAnsi="Calibri"/>
+                <w:color w:val="2E2B45"/>
+                <w:sz w:val="20"/>
+                <w:szCs w:val="20"/>
+              </w:rPr>
+              <w:t xml:space="preserve">, contrato de </w:t>
+            </w:r>
+            <w:r>
+              <w:rPr>
+                <w:rFonts w:ascii="Calibri" w:cs="Calibri" w:eastAsia="Calibri" w:hAnsi="Calibri"/>
+                <w:b/>
+                <w:bCs/>
+                <w:color w:val="2E2B45"/>
+                <w:sz w:val="20"/>
+                <w:szCs w:val="20"/>
+              </w:rPr>
+              <w:t xml:space="preserve">6 meses com cancelamento sem multa</w:t>
+            </w:r>
+            <w:r>
+              <w:rPr>
+                <w:rFonts w:ascii="Calibri" w:cs="Calibri" w:eastAsia="Calibri" w:hAnsi="Calibri"/>
+                <w:color w:val="2E2B45"/>
+                <w:sz w:val="20"/>
+                <w:szCs w:val="20"/>
+              </w:rPr>
+              <w:t xml:space="preserve">.</w:t>
+            </w:r>
+          </w:p>
+          <w:p>
+            <w:pPr>
+              <w:pStyle w:val="ListParagraph"/>
+              <w:numPr>
+                <w:ilvl w:val="0"/>
+                <w:numId w:val="1"/>
+              </w:numPr>
+              <w:spacing w:after="100" w:before="0" w:line="276"/>
+            </w:pPr>
+            <w:r>
+              <w:rPr>
+                <w:rFonts w:ascii="Calibri" w:cs="Calibri" w:eastAsia="Calibri" w:hAnsi="Calibri"/>
+                <w:color w:val="2E2B45"/>
+                <w:sz w:val="20"/>
+                <w:szCs w:val="20"/>
+              </w:rPr>
+              <w:t xml:space="preserve">Rodapé com razão social, CNPJ e ícones de Instagram, LinkedIn e WhatsApp.</w:t>
             </w:r>
           </w:p>
         </w:tc>
@@ -786,21 +968,21 @@
                 <w:sz w:val="20"/>
                 <w:szCs w:val="20"/>
               </w:rPr>
-              <w:t xml:space="preserve">Etiqueta (pílula pequena acima do título):</w:t>
-            </w:r>
-          </w:p>
-          <w:p>
-            <w:pPr>
-              <w:spacing w:after="100" w:before="0" w:line="276"/>
-            </w:pPr>
-            <w:r>
-              <w:rPr>
-                <w:rFonts w:ascii="Calibri" w:cs="Calibri" w:eastAsia="Calibri" w:hAnsi="Calibri"/>
-                <w:color w:val="2E2B45"/>
-                <w:sz w:val="20"/>
-                <w:szCs w:val="20"/>
-              </w:rPr>
-              <w:t xml:space="preserve">SEO e tráfego pago para varejo e e-commerce</w:t>
+              <w:t xml:space="preserve">Rótulo (agora sem pílula, só tipografia):</w:t>
+            </w:r>
+          </w:p>
+          <w:p>
+            <w:pPr>
+              <w:spacing w:after="100" w:before="0" w:line="276"/>
+            </w:pPr>
+            <w:r>
+              <w:rPr>
+                <w:rFonts w:ascii="Calibri" w:cs="Calibri" w:eastAsia="Calibri" w:hAnsi="Calibri"/>
+                <w:color w:val="2E2B45"/>
+                <w:sz w:val="20"/>
+                <w:szCs w:val="20"/>
+              </w:rPr>
+              <w:t xml:space="preserve">Assessoria de SEO e tráfego pago</w:t>
             </w:r>
           </w:p>
         </w:tc>
@@ -935,118 +1117,16 @@
                 <w:sz w:val="20"/>
                 <w:szCs w:val="20"/>
               </w:rPr>
-              <w:t xml:space="preserve">Subtítulo:</w:t>
-            </w:r>
-          </w:p>
-          <w:p>
-            <w:pPr>
-              <w:spacing w:after="100" w:before="0" w:line="276"/>
-            </w:pPr>
-            <w:r>
-              <w:rPr>
-                <w:rFonts w:ascii="Calibri" w:cs="Calibri" w:eastAsia="Calibri" w:hAnsi="Calibri"/>
-                <w:color w:val="2E2B45"/>
-                <w:sz w:val="20"/>
-                <w:szCs w:val="20"/>
-              </w:rPr>
-              <w:t xml:space="preserve">A SAL cuida da busca e dos anúncios de lojas físicas e e-commerces. Antes de abrir a agência, o Marcelo passou cinco anos no marketing de shopping center, respondendo pelo movimento de dezenas de lojas ao mesmo tempo.</w:t>
-            </w:r>
-          </w:p>
-        </w:tc>
-        <w:tc>
-          <w:tcPr>
-            <w:tcW w:type="dxa" w:w="3500"/>
-            <w:tcMar>
-              <w:top w:type="dxa" w:w="130"/>
-              <w:left w:type="dxa" w:w="150"/>
-              <w:bottom w:type="dxa" w:w="130"/>
-              <w:right w:type="dxa" w:w="150"/>
-            </w:tcMar>
-          </w:tcPr>
-          <w:p>
-            <w:pPr>
-              <w:spacing w:after="100" w:before="0" w:line="276"/>
-            </w:pPr>
-            <w:r>
-              <w:rPr>
-                <w:rFonts w:ascii="Calibri" w:cs="Calibri" w:eastAsia="Calibri" w:hAnsi="Calibri"/>
-                <w:color w:val="2E2B45"/>
-                <w:sz w:val="20"/>
-                <w:szCs w:val="20"/>
-              </w:rPr>
-              <w:t xml:space="preserve"/>
-            </w:r>
-          </w:p>
-        </w:tc>
-      </w:tr>
-      <w:tr>
-        <w:tc>
-          <w:tcPr>
-            <w:tcW w:type="dxa" w:w="6900"/>
-            <w:shd w:fill="F7F4EC" w:color="auto" w:val="clear"/>
-            <w:tcMar>
-              <w:top w:type="dxa" w:w="130"/>
-              <w:left w:type="dxa" w:w="150"/>
-              <w:bottom w:type="dxa" w:w="130"/>
-              <w:right w:type="dxa" w:w="150"/>
-            </w:tcMar>
-          </w:tcPr>
-          <w:p>
-            <w:pPr>
-              <w:spacing w:after="100" w:before="0" w:line="276"/>
-            </w:pPr>
-            <w:r>
-              <w:rPr>
-                <w:rFonts w:ascii="Calibri" w:cs="Calibri" w:eastAsia="Calibri" w:hAnsi="Calibri"/>
-                <w:b/>
-                <w:bCs/>
-                <w:color w:val="2E2B45"/>
-                <w:sz w:val="20"/>
-                <w:szCs w:val="20"/>
-              </w:rPr>
-              <w:t xml:space="preserve">Botões:</w:t>
-            </w:r>
-          </w:p>
-          <w:p>
-            <w:pPr>
-              <w:spacing w:after="100" w:before="0" w:line="276"/>
-            </w:pPr>
-            <w:r>
-              <w:rPr>
-                <w:rFonts w:ascii="Calibri" w:cs="Calibri" w:eastAsia="Calibri" w:hAnsi="Calibri"/>
-                <w:color w:val="2E2B45"/>
-                <w:sz w:val="20"/>
-                <w:szCs w:val="20"/>
-              </w:rPr>
-              <w:t xml:space="preserve">1. Agendar diagnóstico ↗</w:t>
-            </w:r>
-          </w:p>
-          <w:p>
-            <w:pPr>
-              <w:spacing w:after="100" w:before="0" w:line="276"/>
-            </w:pPr>
-            <w:r>
-              <w:rPr>
-                <w:rFonts w:ascii="Calibri" w:cs="Calibri" w:eastAsia="Calibri" w:hAnsi="Calibri"/>
-                <w:color w:val="2E2B45"/>
-                <w:sz w:val="20"/>
-                <w:szCs w:val="20"/>
-              </w:rPr>
-              <w:t xml:space="preserve">2. Ver como trabalhamos</w:t>
-            </w:r>
-          </w:p>
-          <w:p>
-            <w:pPr>
-              <w:spacing w:after="100" w:before="0" w:line="276"/>
-            </w:pPr>
-            <w:r>
-              <w:rPr>
-                <w:rFonts w:ascii="Calibri" w:cs="Calibri" w:eastAsia="Calibri" w:hAnsi="Calibri"/>
-                <w:color w:val="2E2B45"/>
-                <w:sz w:val="20"/>
-                <w:szCs w:val="20"/>
-              </w:rPr>
-              <w:t xml:space="preserve">3. Tem e-commerce? Comece por aqui → </w:t>
+              <w:t xml:space="preserve">Subtítulo</w:t>
+            </w:r>
+            <w:r>
+              <w:rPr>
+                <w:rFonts w:ascii="Calibri" w:cs="Calibri" w:eastAsia="Calibri" w:hAnsi="Calibri"/>
+                <w:color w:val="2E2B45"/>
+                <w:sz w:val="20"/>
+                <w:szCs w:val="20"/>
+              </w:rPr>
+              <w:t xml:space="preserve"> </w:t>
             </w:r>
             <w:r>
               <w:rPr>
@@ -1057,6 +1137,128 @@
                 <w:sz w:val="20"/>
                 <w:szCs w:val="20"/>
               </w:rPr>
+              <w:t xml:space="preserve">(encurtado):</w:t>
+            </w:r>
+          </w:p>
+          <w:p>
+            <w:pPr>
+              <w:spacing w:after="100" w:before="0" w:line="276"/>
+            </w:pPr>
+            <w:r>
+              <w:rPr>
+                <w:rFonts w:ascii="Calibri" w:cs="Calibri" w:eastAsia="Calibri" w:hAnsi="Calibri"/>
+                <w:color w:val="2E2B45"/>
+                <w:sz w:val="20"/>
+                <w:szCs w:val="20"/>
+              </w:rPr>
+              <w:t xml:space="preserve">Para loja física e e-commerce. Você aparece na hora em que a pessoa procura o que você vende: no Google, no mapa e no anúncio.</w:t>
+            </w:r>
+          </w:p>
+        </w:tc>
+        <w:tc>
+          <w:tcPr>
+            <w:tcW w:type="dxa" w:w="3500"/>
+            <w:tcMar>
+              <w:top w:type="dxa" w:w="130"/>
+              <w:left w:type="dxa" w:w="150"/>
+              <w:bottom w:type="dxa" w:w="130"/>
+              <w:right w:type="dxa" w:w="150"/>
+            </w:tcMar>
+          </w:tcPr>
+          <w:p>
+            <w:pPr>
+              <w:spacing w:after="100" w:before="0" w:line="276"/>
+            </w:pPr>
+            <w:r>
+              <w:rPr>
+                <w:rFonts w:ascii="Calibri" w:cs="Calibri" w:eastAsia="Calibri" w:hAnsi="Calibri"/>
+                <w:color w:val="2E2B45"/>
+                <w:sz w:val="20"/>
+                <w:szCs w:val="20"/>
+              </w:rPr>
+              <w:t xml:space="preserve"/>
+            </w:r>
+          </w:p>
+        </w:tc>
+      </w:tr>
+      <w:tr>
+        <w:tc>
+          <w:tcPr>
+            <w:tcW w:type="dxa" w:w="6900"/>
+            <w:shd w:fill="F7F4EC" w:color="auto" w:val="clear"/>
+            <w:tcMar>
+              <w:top w:type="dxa" w:w="130"/>
+              <w:left w:type="dxa" w:w="150"/>
+              <w:bottom w:type="dxa" w:w="130"/>
+              <w:right w:type="dxa" w:w="150"/>
+            </w:tcMar>
+          </w:tcPr>
+          <w:p>
+            <w:pPr>
+              <w:spacing w:after="100" w:before="0" w:line="276"/>
+            </w:pPr>
+            <w:r>
+              <w:rPr>
+                <w:rFonts w:ascii="Calibri" w:cs="Calibri" w:eastAsia="Calibri" w:hAnsi="Calibri"/>
+                <w:b/>
+                <w:bCs/>
+                <w:color w:val="2E2B45"/>
+                <w:sz w:val="20"/>
+                <w:szCs w:val="20"/>
+              </w:rPr>
+              <w:t xml:space="preserve">Botões:</w:t>
+            </w:r>
+          </w:p>
+          <w:p>
+            <w:pPr>
+              <w:spacing w:after="100" w:before="0" w:line="276"/>
+            </w:pPr>
+            <w:r>
+              <w:rPr>
+                <w:rFonts w:ascii="Calibri" w:cs="Calibri" w:eastAsia="Calibri" w:hAnsi="Calibri"/>
+                <w:color w:val="2E2B45"/>
+                <w:sz w:val="20"/>
+                <w:szCs w:val="20"/>
+              </w:rPr>
+              <w:t xml:space="preserve">1. Agendar diagnóstico ↗</w:t>
+            </w:r>
+          </w:p>
+          <w:p>
+            <w:pPr>
+              <w:spacing w:after="100" w:before="0" w:line="276"/>
+            </w:pPr>
+            <w:r>
+              <w:rPr>
+                <w:rFonts w:ascii="Calibri" w:cs="Calibri" w:eastAsia="Calibri" w:hAnsi="Calibri"/>
+                <w:color w:val="2E2B45"/>
+                <w:sz w:val="20"/>
+                <w:szCs w:val="20"/>
+              </w:rPr>
+              <w:t xml:space="preserve">2. Ver como trabalhamos</w:t>
+            </w:r>
+          </w:p>
+          <w:p>
+            <w:pPr>
+              <w:spacing w:after="100" w:before="0" w:line="276"/>
+            </w:pPr>
+            <w:r>
+              <w:rPr>
+                <w:rFonts w:ascii="Calibri" w:cs="Calibri" w:eastAsia="Calibri" w:hAnsi="Calibri"/>
+                <w:color w:val="2E2B45"/>
+                <w:sz w:val="20"/>
+                <w:szCs w:val="20"/>
+              </w:rPr>
+              <w:t xml:space="preserve">3. Tem e-commerce? Comece por aqui → </w:t>
+            </w:r>
+            <w:r>
+              <w:rPr>
+                <w:rFonts w:ascii="Calibri" w:cs="Calibri" w:eastAsia="Calibri" w:hAnsi="Calibri"/>
+                <w:i/>
+                <w:iCs/>
+                <w:color w:val="6B6880"/>
+                <w:sz w:val="20"/>
+                <w:szCs w:val="20"/>
+              </w:rPr>
               <w:t xml:space="preserve">(link discreto)</w:t>
             </w:r>
           </w:p>
@@ -1112,45 +1314,32 @@
                 <w:sz w:val="20"/>
                 <w:szCs w:val="20"/>
               </w:rPr>
-              <w:t xml:space="preserve">Selos sobre a foto:</w:t>
-            </w:r>
-          </w:p>
-          <w:p>
-            <w:pPr>
-              <w:pStyle w:val="ListParagraph"/>
-              <w:numPr>
-                <w:ilvl w:val="0"/>
-                <w:numId w:val="1"/>
-              </w:numPr>
-              <w:spacing w:after="100" w:before="0" w:line="276"/>
-            </w:pPr>
-            <w:r>
-              <w:rPr>
-                <w:rFonts w:ascii="Calibri" w:cs="Calibri" w:eastAsia="Calibri" w:hAnsi="Calibri"/>
-                <w:color w:val="2E2B45"/>
-                <w:sz w:val="20"/>
-                <w:szCs w:val="20"/>
-              </w:rPr>
-              <w:t xml:space="preserve">10 anos — de marketing</w:t>
-            </w:r>
-          </w:p>
-          <w:p>
-            <w:pPr>
-              <w:pStyle w:val="ListParagraph"/>
-              <w:numPr>
-                <w:ilvl w:val="0"/>
-                <w:numId w:val="1"/>
-              </w:numPr>
-              <w:spacing w:after="100" w:before="0" w:line="276"/>
-            </w:pPr>
-            <w:r>
-              <w:rPr>
-                <w:rFonts w:ascii="Calibri" w:cs="Calibri" w:eastAsia="Calibri" w:hAnsi="Calibri"/>
-                <w:color w:val="2E2B45"/>
-                <w:sz w:val="20"/>
-                <w:szCs w:val="20"/>
-              </w:rPr>
-              <w:t xml:space="preserve">3 shoppings — de Porto Alegre</w:t>
+              <w:t xml:space="preserve">Imagem:</w:t>
+            </w:r>
+            <w:r>
+              <w:rPr>
+                <w:rFonts w:ascii="Calibri" w:cs="Calibri" w:eastAsia="Calibri" w:hAnsi="Calibri"/>
+                <w:color w:val="2E2B45"/>
+                <w:sz w:val="20"/>
+                <w:szCs w:val="20"/>
+              </w:rPr>
+              <w:t xml:space="preserve"> foto das vitrines iluminadas à noite. Sem selos por cima, sem foto sua.</w:t>
+            </w:r>
+          </w:p>
+          <w:p>
+            <w:pPr>
+              <w:spacing w:after="100" w:before="0" w:line="276"/>
+            </w:pPr>
+            <w:r>
+              <w:rPr>
+                <w:rFonts w:ascii="Calibri" w:cs="Calibri" w:eastAsia="Calibri" w:hAnsi="Calibri"/>
+                <w:i/>
+                <w:iCs/>
+                <w:color w:val="6B6880"/>
+                <w:sz w:val="20"/>
+                <w:szCs w:val="20"/>
+              </w:rPr>
+              <w:t xml:space="preserve">Se preferir outra das fotos do Drive, me diga qual.</w:t>
             </w:r>
           </w:p>
         </w:tc>
@@ -1197,7 +1386,7 @@
           <w:sz w:val="26"/>
           <w:szCs w:val="26"/>
         </w:rPr>
-        <w:t xml:space="preserve">3. Faixa de marcas e números</w:t>
+        <w:t xml:space="preserve">3. Os três números</w:t>
       </w:r>
     </w:p>
     <w:tbl>
@@ -1297,141 +1486,13 @@
             <w:r>
               <w:rPr>
                 <w:rFonts w:ascii="Calibri" w:cs="Calibri" w:eastAsia="Calibri" w:hAnsi="Calibri"/>
-                <w:b/>
-                <w:bCs/>
-                <w:color w:val="2E2B45"/>
-                <w:sz w:val="20"/>
-                <w:szCs w:val="20"/>
-              </w:rPr>
-              <w:t xml:space="preserve">Chamada:</w:t>
-            </w:r>
-            <w:r>
-              <w:rPr>
-                <w:rFonts w:ascii="Calibri" w:cs="Calibri" w:eastAsia="Calibri" w:hAnsi="Calibri"/>
-                <w:color w:val="2E2B45"/>
-                <w:sz w:val="20"/>
-                <w:szCs w:val="20"/>
-              </w:rPr>
-              <w:t xml:space="preserve"> Operações e marcas com que a SAL trabalha e trabalhou</w:t>
-            </w:r>
-          </w:p>
-        </w:tc>
-        <w:tc>
-          <w:tcPr>
-            <w:tcW w:type="dxa" w:w="3500"/>
-            <w:tcMar>
-              <w:top w:type="dxa" w:w="130"/>
-              <w:left w:type="dxa" w:w="150"/>
-              <w:bottom w:type="dxa" w:w="130"/>
-              <w:right w:type="dxa" w:w="150"/>
-            </w:tcMar>
-          </w:tcPr>
-          <w:p>
-            <w:pPr>
-              <w:spacing w:after="100" w:before="0" w:line="276"/>
-            </w:pPr>
-            <w:r>
-              <w:rPr>
-                <w:rFonts w:ascii="Calibri" w:cs="Calibri" w:eastAsia="Calibri" w:hAnsi="Calibri"/>
-                <w:color w:val="2E2B45"/>
-                <w:sz w:val="20"/>
-                <w:szCs w:val="20"/>
-              </w:rPr>
-              <w:t xml:space="preserve"/>
-            </w:r>
-          </w:p>
-        </w:tc>
-      </w:tr>
-      <w:tr>
-        <w:tc>
-          <w:tcPr>
-            <w:tcW w:type="dxa" w:w="6900"/>
-            <w:shd w:fill="F7F4EC" w:color="auto" w:val="clear"/>
-            <w:tcMar>
-              <w:top w:type="dxa" w:w="130"/>
-              <w:left w:type="dxa" w:w="150"/>
-              <w:bottom w:type="dxa" w:w="130"/>
-              <w:right w:type="dxa" w:w="150"/>
-            </w:tcMar>
-          </w:tcPr>
-          <w:p>
-            <w:pPr>
-              <w:spacing w:after="100" w:before="0" w:line="276"/>
-            </w:pPr>
-            <w:r>
-              <w:rPr>
-                <w:rFonts w:ascii="Calibri" w:cs="Calibri" w:eastAsia="Calibri" w:hAnsi="Calibri"/>
-                <w:b/>
-                <w:bCs/>
-                <w:color w:val="2E2B45"/>
-                <w:sz w:val="20"/>
-                <w:szCs w:val="20"/>
-              </w:rPr>
-              <w:t xml:space="preserve">Marcas no carrossel:</w:t>
-            </w:r>
-            <w:r>
-              <w:rPr>
-                <w:rFonts w:ascii="Calibri" w:cs="Calibri" w:eastAsia="Calibri" w:hAnsi="Calibri"/>
-                <w:color w:val="2E2B45"/>
-                <w:sz w:val="20"/>
-                <w:szCs w:val="20"/>
-              </w:rPr>
-              <w:t xml:space="preserve"> Rua da Praia Shopping · Lindóia Shopping · Galeria Chaves Barcellos · Vita Boulevard Gramado · Kopenhagen · Hering · Panvel · Starbucks</w:t>
-            </w:r>
-          </w:p>
-        </w:tc>
-        <w:tc>
-          <w:tcPr>
-            <w:tcW w:type="dxa" w:w="3500"/>
-            <w:shd w:fill="F7F4EC" w:color="auto" w:val="clear"/>
-            <w:tcMar>
-              <w:top w:type="dxa" w:w="130"/>
-              <w:left w:type="dxa" w:w="150"/>
-              <w:bottom w:type="dxa" w:w="130"/>
-              <w:right w:type="dxa" w:w="150"/>
-            </w:tcMar>
-          </w:tcPr>
-          <w:p>
-            <w:pPr>
-              <w:spacing w:after="100" w:before="0" w:line="276"/>
-            </w:pPr>
-            <w:r>
-              <w:rPr>
-                <w:rFonts w:ascii="Calibri" w:cs="Calibri" w:eastAsia="Calibri" w:hAnsi="Calibri"/>
-                <w:color w:val="2E2B45"/>
-                <w:sz w:val="20"/>
-                <w:szCs w:val="20"/>
-              </w:rPr>
-              <w:t xml:space="preserve"/>
-            </w:r>
-          </w:p>
-        </w:tc>
-      </w:tr>
-      <w:tr>
-        <w:tc>
-          <w:tcPr>
-            <w:tcW w:type="dxa" w:w="6900"/>
-            <w:tcMar>
-              <w:top w:type="dxa" w:w="130"/>
-              <w:left w:type="dxa" w:w="150"/>
-              <w:bottom w:type="dxa" w:w="130"/>
-              <w:right w:type="dxa" w:w="150"/>
-            </w:tcMar>
-          </w:tcPr>
-          <w:p>
-            <w:pPr>
-              <w:spacing w:after="100" w:before="0" w:line="276"/>
-            </w:pPr>
-            <w:r>
-              <w:rPr>
-                <w:rFonts w:ascii="Calibri" w:cs="Calibri" w:eastAsia="Calibri" w:hAnsi="Calibri"/>
-                <w:b/>
-                <w:bCs/>
-                <w:color w:val="2E2B45"/>
-                <w:sz w:val="20"/>
-                <w:szCs w:val="20"/>
-              </w:rPr>
-              <w:t xml:space="preserve">Os três números:</w:t>
+                <w:i/>
+                <w:iCs/>
+                <w:color w:val="6B6880"/>
+                <w:sz w:val="20"/>
+                <w:szCs w:val="20"/>
+              </w:rPr>
+              <w:t xml:space="preserve">A faixa de marcas foi removida. Os selos do hero também.</w:t>
             </w:r>
           </w:p>
           <w:p>
@@ -1452,7 +1513,7 @@
                 <w:sz w:val="20"/>
                 <w:szCs w:val="20"/>
               </w:rPr>
-              <w:t xml:space="preserve">10 anos</w:t>
+              <w:t xml:space="preserve">12 anos</w:t>
             </w:r>
             <w:r>
               <w:rPr>
@@ -1482,16 +1543,16 @@
                 <w:sz w:val="20"/>
                 <w:szCs w:val="20"/>
               </w:rPr>
-              <w:t xml:space="preserve">3 shoppings</w:t>
-            </w:r>
-            <w:r>
-              <w:rPr>
-                <w:rFonts w:ascii="Calibri" w:cs="Calibri" w:eastAsia="Calibri" w:hAnsi="Calibri"/>
-                <w:color w:val="2E2B45"/>
-                <w:sz w:val="20"/>
-                <w:szCs w:val="20"/>
-              </w:rPr>
-              <w:t xml:space="preserve"> — de Porto Alegre atendidos hoje</w:t>
+              <w:t xml:space="preserve">2 frentes</w:t>
+            </w:r>
+            <w:r>
+              <w:rPr>
+                <w:rFonts w:ascii="Calibri" w:cs="Calibri" w:eastAsia="Calibri" w:hAnsi="Calibri"/>
+                <w:color w:val="2E2B45"/>
+                <w:sz w:val="20"/>
+                <w:szCs w:val="20"/>
+              </w:rPr>
+              <w:t xml:space="preserve"> — tráfego orgânico e tráfego pago</w:t>
             </w:r>
           </w:p>
           <w:p>
@@ -1512,16 +1573,16 @@
                 <w:sz w:val="20"/>
                 <w:szCs w:val="20"/>
               </w:rPr>
-              <w:t xml:space="preserve">2 frentes</w:t>
-            </w:r>
-            <w:r>
-              <w:rPr>
-                <w:rFonts w:ascii="Calibri" w:cs="Calibri" w:eastAsia="Calibri" w:hAnsi="Calibri"/>
-                <w:color w:val="2E2B45"/>
-                <w:sz w:val="20"/>
-                <w:szCs w:val="20"/>
-              </w:rPr>
-              <w:t xml:space="preserve"> — tráfego orgânico e tráfego pago</w:t>
+              <w:t xml:space="preserve">90 dias</w:t>
+            </w:r>
+            <w:r>
+              <w:rPr>
+                <w:rFonts w:ascii="Calibri" w:cs="Calibri" w:eastAsia="Calibri" w:hAnsi="Calibri"/>
+                <w:color w:val="2E2B45"/>
+                <w:sz w:val="20"/>
+                <w:szCs w:val="20"/>
+              </w:rPr>
+              <w:t xml:space="preserve"> — para os primeiros sinais de SEO</w:t>
             </w:r>
           </w:p>
         </w:tc>
@@ -1816,7 +1877,7 @@
                 <w:sz w:val="20"/>
                 <w:szCs w:val="20"/>
               </w:rPr>
-              <w:t xml:space="preserve">Loja de rua, quiosque, franquia, operação em shopping e rede com várias unidades. O que interessa é gente entrando pela porta.</w:t>
+              <w:t xml:space="preserve">Loja de rua, quiosque, franquia, operação em shopping e rede com várias unidades. O que importa é o cliente encontrar sua loja, ser bem atendido e virar freguês.</w:t>
             </w:r>
           </w:p>
           <w:p>
@@ -2463,16 +2524,36 @@
                 <w:sz w:val="20"/>
                 <w:szCs w:val="20"/>
               </w:rPr>
-              <w:t xml:space="preserve">4. Loja e site que convertem</w:t>
-            </w:r>
-            <w:r>
-              <w:rPr>
-                <w:rFonts w:ascii="Calibri" w:cs="Calibri" w:eastAsia="Calibri" w:hAnsi="Calibri"/>
-                <w:color w:val="2E2B45"/>
-                <w:sz w:val="20"/>
-                <w:szCs w:val="20"/>
-              </w:rPr>
-              <w:t xml:space="preserve"> — Shopify, Nuvemshop e WooCommerce: setup, catálogo, checkout e frete. Auditoria de conversão com a implementação junto, porque relatório sozinho não muda venda.</w:t>
+              <w:t xml:space="preserve">4. Diagnóstico de site e loja virtual</w:t>
+            </w:r>
+            <w:r>
+              <w:rPr>
+                <w:rFonts w:ascii="Calibri" w:cs="Calibri" w:eastAsia="Calibri" w:hAnsi="Calibri"/>
+                <w:color w:val="2E2B45"/>
+                <w:sz w:val="20"/>
+                <w:szCs w:val="20"/>
+              </w:rPr>
+              <w:t xml:space="preserve"> </w:t>
+            </w:r>
+            <w:r>
+              <w:rPr>
+                <w:rFonts w:ascii="Calibri" w:cs="Calibri" w:eastAsia="Calibri" w:hAnsi="Calibri"/>
+                <w:i/>
+                <w:iCs/>
+                <w:color w:val="6B6880"/>
+                <w:sz w:val="20"/>
+                <w:szCs w:val="20"/>
+              </w:rPr>
+              <w:t xml:space="preserve">(reformulado)</w:t>
+            </w:r>
+            <w:r>
+              <w:rPr>
+                <w:rFonts w:ascii="Calibri" w:cs="Calibri" w:eastAsia="Calibri" w:hAnsi="Calibri"/>
+                <w:color w:val="2E2B45"/>
+                <w:sz w:val="20"/>
+                <w:szCs w:val="20"/>
+              </w:rPr>
+              <w:t xml:space="preserve"> — A gente analisa o seu site como quem vai comprar: onde a pessoa trava, o que falta na página de produto, o que atrapalha no checkout e o que derruba a velocidade. Você recebe os gargalos apontados e a ordem de corrigir.</w:t>
             </w:r>
           </w:p>
         </w:tc>
@@ -2600,7 +2681,7 @@
                 <w:sz w:val="20"/>
                 <w:szCs w:val="20"/>
               </w:rPr>
-              <w:t xml:space="preserve"> — Peça nova toda semana, com ângulo de venda definido antes da arte e aprovação sua antes de subir. Vendável junto do plano ou separado, para quem já tem time.</w:t>
+              <w:t xml:space="preserve"> — Peça nova toda semana, com o ângulo de venda definido antes da arte e aprovação sua antes de subir. Entra junto do plano de mídia.</w:t>
             </w:r>
           </w:p>
         </w:tc>
@@ -2843,7 +2924,7 @@
                 <w:sz w:val="20"/>
                 <w:szCs w:val="20"/>
               </w:rPr>
-              <w:t xml:space="preserve"> O nome não é enfeite.</w:t>
+              <w:t xml:space="preserve"> Método baseado em dados.</w:t>
             </w:r>
           </w:p>
         </w:tc>
@@ -2907,7 +2988,7 @@
                 <w:sz w:val="20"/>
                 <w:szCs w:val="20"/>
               </w:rPr>
-              <w:t xml:space="preserve"> Sal demais estraga o prato, de menos ninguém sente o gosto. Com verba de marketing acontece a mesma coisa. O que muda de uma loja para outra é a dose de cada coisa, e é isso que a gente define antes de começar a gastar.</w:t>
+              <w:t xml:space="preserve"> Sal demais estraga o prato, de menos ninguém sente o gosto. Com verba de marketing é igual. A dose certa vem dos seus números: ticket, margem, sazonalidade e o que a concorrência está fazendo. É isso que a gente define antes de começar a gastar.</w:t>
             </w:r>
           </w:p>
         </w:tc>
@@ -3655,7 +3736,7 @@
           <w:sz w:val="26"/>
           <w:szCs w:val="26"/>
         </w:rPr>
-        <w:t xml:space="preserve">(bloco novo, R$ 1.000)</w:t>
+        <w:t xml:space="preserve">(bloco novo, R$ 2.500)</w:t>
       </w:r>
     </w:p>
     <w:tbl>
@@ -4025,7 +4106,7 @@
                 <w:sz w:val="20"/>
                 <w:szCs w:val="20"/>
               </w:rPr>
-              <w:t xml:space="preserve">Confira se o escopo está do tamanho certo para R$ 1.000. Se estiver generoso demais, me diga o que tirar.</w:t>
+              <w:t xml:space="preserve">Com o preço em R$ 2.500 o escopo ficou bem dimensionado. Se quiser incluir mais alguma coisa, me diga.</w:t>
             </w:r>
           </w:p>
         </w:tc>
@@ -4089,7 +4170,7 @@
                 <w:sz w:val="20"/>
                 <w:szCs w:val="20"/>
               </w:rPr>
-              <w:t xml:space="preserve"> R$ 1.000 · entrega em até 15 dias</w:t>
+              <w:t xml:space="preserve"> R$ 2.500 · em até 6x · entrega em até 15 dias</w:t>
             </w:r>
           </w:p>
           <w:p>
@@ -4293,7 +4374,7 @@
                 <w:sz w:val="20"/>
                 <w:szCs w:val="20"/>
               </w:rPr>
-              <w:t xml:space="preserve"> Antes da agência, cinco anos respondendo pelo movimento de shoppings.</w:t>
+              <w:t xml:space="preserve"> 12 anos como estrategista de marketing, estudando a fundo o comportamento dos clientes.</w:t>
             </w:r>
           </w:p>
         </w:tc>
@@ -4994,13 +5075,141 @@
                 <w:sz w:val="20"/>
                 <w:szCs w:val="20"/>
               </w:rPr>
-              <w:t xml:space="preserve">Anúncio responde nas primeiras semanas, com o mês inicial servindo para calibrar público e criativo. Em SEO o próprio Google avisa que leva de quatro meses a um ano. Na nossa experiência os primeiros sinais vêm por volta de 90 dias, e é por isso que contrato de SEO na SAL tem prazo mínimo: abaixo disso você paga o esforço e não colhe o resultado. Quem promete primeira página em 30 dias está vendendo o que não pode entregar.</w:t>
-            </w:r>
-          </w:p>
-          <w:p>
-            <w:pPr>
-              <w:spacing w:after="100" w:before="0" w:line="276"/>
-            </w:pPr>
+              <w:t xml:space="preserve">Anúncio responde nas primeiras semanas, com o mês inicial servindo para calibrar público e criativo. Em SEO o próprio Google avisa que leva de quatro meses a um ano. Na nossa experiência os primeiros sinais vêm por volta de 90 dias, e é por isso que o contrato é de 6 meses: abaixo disso você paga o esforço e não colhe o resultado. Quem promete primeira página em 30 dias está vendendo o que não pode entregar.</w:t>
+            </w:r>
+          </w:p>
+        </w:tc>
+        <w:tc>
+          <w:tcPr>
+            <w:tcW w:type="dxa" w:w="3500"/>
+            <w:shd w:fill="F7F4EC" w:color="auto" w:val="clear"/>
+            <w:tcMar>
+              <w:top w:type="dxa" w:w="130"/>
+              <w:left w:type="dxa" w:w="150"/>
+              <w:bottom w:type="dxa" w:w="130"/>
+              <w:right w:type="dxa" w:w="150"/>
+            </w:tcMar>
+          </w:tcPr>
+          <w:p>
+            <w:pPr>
+              <w:spacing w:after="100" w:before="0" w:line="276"/>
+            </w:pPr>
+            <w:r>
+              <w:rPr>
+                <w:rFonts w:ascii="Calibri" w:cs="Calibri" w:eastAsia="Calibri" w:hAnsi="Calibri"/>
+                <w:color w:val="2E2B45"/>
+                <w:sz w:val="20"/>
+                <w:szCs w:val="20"/>
+              </w:rPr>
+              <w:t xml:space="preserve"/>
+            </w:r>
+          </w:p>
+        </w:tc>
+      </w:tr>
+      <w:tr>
+        <w:tc>
+          <w:tcPr>
+            <w:tcW w:type="dxa" w:w="6900"/>
+            <w:tcMar>
+              <w:top w:type="dxa" w:w="130"/>
+              <w:left w:type="dxa" w:w="150"/>
+              <w:bottom w:type="dxa" w:w="130"/>
+              <w:right w:type="dxa" w:w="150"/>
+            </w:tcMar>
+          </w:tcPr>
+          <w:p>
+            <w:pPr>
+              <w:spacing w:after="100" w:before="0" w:line="276"/>
+            </w:pPr>
+            <w:r>
+              <w:rPr>
+                <w:rFonts w:ascii="Calibri" w:cs="Calibri" w:eastAsia="Calibri" w:hAnsi="Calibri"/>
+                <w:b/>
+                <w:bCs/>
+                <w:color w:val="2E2B45"/>
+                <w:sz w:val="20"/>
+                <w:szCs w:val="20"/>
+              </w:rPr>
+              <w:t xml:space="preserve">4. Vocês atendem loja física ou só e-commerce?</w:t>
+            </w:r>
+          </w:p>
+          <w:p>
+            <w:pPr>
+              <w:spacing w:after="100" w:before="0" w:line="276"/>
+            </w:pPr>
+            <w:r>
+              <w:rPr>
+                <w:rFonts w:ascii="Calibri" w:cs="Calibri" w:eastAsia="Calibri" w:hAnsi="Calibri"/>
+                <w:color w:val="2E2B45"/>
+                <w:sz w:val="20"/>
+                <w:szCs w:val="20"/>
+              </w:rPr>
+              <w:t xml:space="preserve">As duas. Metade do trabalho é com loja física, quiosque, franquia e operação em shopping, onde o objetivo é fluxo na porta. A outra metade é e-commerce. Quem tem os dois canais recebe um plano que cobre os dois.</w:t>
+            </w:r>
+          </w:p>
+        </w:tc>
+        <w:tc>
+          <w:tcPr>
+            <w:tcW w:type="dxa" w:w="3500"/>
+            <w:tcMar>
+              <w:top w:type="dxa" w:w="130"/>
+              <w:left w:type="dxa" w:w="150"/>
+              <w:bottom w:type="dxa" w:w="130"/>
+              <w:right w:type="dxa" w:w="150"/>
+            </w:tcMar>
+          </w:tcPr>
+          <w:p>
+            <w:pPr>
+              <w:spacing w:after="100" w:before="0" w:line="276"/>
+            </w:pPr>
+            <w:r>
+              <w:rPr>
+                <w:rFonts w:ascii="Calibri" w:cs="Calibri" w:eastAsia="Calibri" w:hAnsi="Calibri"/>
+                <w:color w:val="2E2B45"/>
+                <w:sz w:val="20"/>
+                <w:szCs w:val="20"/>
+              </w:rPr>
+              <w:t xml:space="preserve"/>
+            </w:r>
+          </w:p>
+        </w:tc>
+      </w:tr>
+      <w:tr>
+        <w:tc>
+          <w:tcPr>
+            <w:tcW w:type="dxa" w:w="6900"/>
+            <w:shd w:fill="F7F4EC" w:color="auto" w:val="clear"/>
+            <w:tcMar>
+              <w:top w:type="dxa" w:w="130"/>
+              <w:left w:type="dxa" w:w="150"/>
+              <w:bottom w:type="dxa" w:w="130"/>
+              <w:right w:type="dxa" w:w="150"/>
+            </w:tcMar>
+          </w:tcPr>
+          <w:p>
+            <w:pPr>
+              <w:spacing w:after="100" w:before="0" w:line="276"/>
+            </w:pPr>
+            <w:r>
+              <w:rPr>
+                <w:rFonts w:ascii="Calibri" w:cs="Calibri" w:eastAsia="Calibri" w:hAnsi="Calibri"/>
+                <w:b/>
+                <w:bCs/>
+                <w:color w:val="2E2B45"/>
+                <w:sz w:val="20"/>
+                <w:szCs w:val="20"/>
+              </w:rPr>
+              <w:t xml:space="preserve">5. Vocês atendem rede com várias lojas?</w:t>
+            </w:r>
+            <w:r>
+              <w:rPr>
+                <w:rFonts w:ascii="Calibri" w:cs="Calibri" w:eastAsia="Calibri" w:hAnsi="Calibri"/>
+                <w:color w:val="2E2B45"/>
+                <w:sz w:val="20"/>
+                <w:szCs w:val="20"/>
+              </w:rPr>
+              <w:t xml:space="preserve"> </w:t>
+            </w:r>
             <w:r>
               <w:rPr>
                 <w:rFonts w:ascii="Calibri" w:cs="Calibri" w:eastAsia="Calibri" w:hAnsi="Calibri"/>
@@ -5010,7 +5219,21 @@
                 <w:sz w:val="20"/>
                 <w:szCs w:val="20"/>
               </w:rPr>
-              <w:t xml:space="preserve">Falta definir: o prazo mínimo de contrato de SEO é 6 meses? Preciso do número para escrever a proposta.</w:t>
+              <w:t xml:space="preserve">(pergunta nova)</w:t>
+            </w:r>
+          </w:p>
+          <w:p>
+            <w:pPr>
+              <w:spacing w:after="100" w:before="0" w:line="276"/>
+            </w:pPr>
+            <w:r>
+              <w:rPr>
+                <w:rFonts w:ascii="Calibri" w:cs="Calibri" w:eastAsia="Calibri" w:hAnsi="Calibri"/>
+                <w:color w:val="2E2B45"/>
+                <w:sz w:val="20"/>
+                <w:szCs w:val="20"/>
+              </w:rPr>
+              <w:t xml:space="preserve">Sim, e é um trabalho que a SAL organizou como serviço próprio. Cada unidade tem o seu Perfil da Empresa no Google, a sua página de localidade, as suas avaliações e a sua campanha por raio, com um painel que compara as lojas entre si. Rede, franquia e operação de shopping entram por aqui.</w:t>
             </w:r>
           </w:p>
         </w:tc>
@@ -5065,76 +5288,7 @@
                 <w:sz w:val="20"/>
                 <w:szCs w:val="20"/>
               </w:rPr>
-              <w:t xml:space="preserve">4. Vocês atendem loja física ou só e-commerce?</w:t>
-            </w:r>
-          </w:p>
-          <w:p>
-            <w:pPr>
-              <w:spacing w:after="100" w:before="0" w:line="276"/>
-            </w:pPr>
-            <w:r>
-              <w:rPr>
-                <w:rFonts w:ascii="Calibri" w:cs="Calibri" w:eastAsia="Calibri" w:hAnsi="Calibri"/>
-                <w:color w:val="2E2B45"/>
-                <w:sz w:val="20"/>
-                <w:szCs w:val="20"/>
-              </w:rPr>
-              <w:t xml:space="preserve">As duas. Metade do trabalho é com loja física, quiosque, franquia e operação em shopping, onde o objetivo é fluxo na porta. A outra metade é e-commerce. Quem tem os dois canais recebe um plano que cobre os dois.</w:t>
-            </w:r>
-          </w:p>
-        </w:tc>
-        <w:tc>
-          <w:tcPr>
-            <w:tcW w:type="dxa" w:w="3500"/>
-            <w:tcMar>
-              <w:top w:type="dxa" w:w="130"/>
-              <w:left w:type="dxa" w:w="150"/>
-              <w:bottom w:type="dxa" w:w="130"/>
-              <w:right w:type="dxa" w:w="150"/>
-            </w:tcMar>
-          </w:tcPr>
-          <w:p>
-            <w:pPr>
-              <w:spacing w:after="100" w:before="0" w:line="276"/>
-            </w:pPr>
-            <w:r>
-              <w:rPr>
-                <w:rFonts w:ascii="Calibri" w:cs="Calibri" w:eastAsia="Calibri" w:hAnsi="Calibri"/>
-                <w:color w:val="2E2B45"/>
-                <w:sz w:val="20"/>
-                <w:szCs w:val="20"/>
-              </w:rPr>
-              <w:t xml:space="preserve"/>
-            </w:r>
-          </w:p>
-        </w:tc>
-      </w:tr>
-      <w:tr>
-        <w:tc>
-          <w:tcPr>
-            <w:tcW w:type="dxa" w:w="6900"/>
-            <w:shd w:fill="F7F4EC" w:color="auto" w:val="clear"/>
-            <w:tcMar>
-              <w:top w:type="dxa" w:w="130"/>
-              <w:left w:type="dxa" w:w="150"/>
-              <w:bottom w:type="dxa" w:w="130"/>
-              <w:right w:type="dxa" w:w="150"/>
-            </w:tcMar>
-          </w:tcPr>
-          <w:p>
-            <w:pPr>
-              <w:spacing w:after="100" w:before="0" w:line="276"/>
-            </w:pPr>
-            <w:r>
-              <w:rPr>
-                <w:rFonts w:ascii="Calibri" w:cs="Calibri" w:eastAsia="Calibri" w:hAnsi="Calibri"/>
-                <w:b/>
-                <w:bCs/>
-                <w:color w:val="2E2B45"/>
-                <w:sz w:val="20"/>
-                <w:szCs w:val="20"/>
-              </w:rPr>
-              <w:t xml:space="preserve">5. Vocês atendem rede com várias lojas?</w:t>
+              <w:t xml:space="preserve">6. Dá para começar com algo menor antes de contratar mensal?</w:t>
             </w:r>
             <w:r>
               <w:rPr>
@@ -5168,13 +5322,40 @@
                 <w:sz w:val="20"/>
                 <w:szCs w:val="20"/>
               </w:rPr>
-              <w:t xml:space="preserve">Sim, e é um trabalho que a SAL organizou como serviço próprio. Cada unidade tem o seu Perfil da Empresa no Google, a sua página de localidade, as suas avaliações e a sua campanha por raio, com um painel que compara as lojas entre si. Rede, franquia e operação de shopping entram por aqui.</w:t>
-            </w:r>
-          </w:p>
-        </w:tc>
-        <w:tc>
-          <w:tcPr>
-            <w:tcW w:type="dxa" w:w="3500"/>
+              <w:t xml:space="preserve">Dá. A Auditoria de Presença Local custa R$ 2.500, parcelável em até 6 vezes, e fica pronta em até 15 dias. A gente analisa o seu Perfil da Empresa no Google, a sua posição no mapa, as suas avaliações e três concorrentes da sua região, e entrega um plano de correções priorizado. É um trabalho fechado, sem contrato mensal e sem obrigação de seguir com a gente depois.</w:t>
+            </w:r>
+          </w:p>
+        </w:tc>
+        <w:tc>
+          <w:tcPr>
+            <w:tcW w:type="dxa" w:w="3500"/>
+            <w:tcMar>
+              <w:top w:type="dxa" w:w="130"/>
+              <w:left w:type="dxa" w:w="150"/>
+              <w:bottom w:type="dxa" w:w="130"/>
+              <w:right w:type="dxa" w:w="150"/>
+            </w:tcMar>
+          </w:tcPr>
+          <w:p>
+            <w:pPr>
+              <w:spacing w:after="100" w:before="0" w:line="276"/>
+            </w:pPr>
+            <w:r>
+              <w:rPr>
+                <w:rFonts w:ascii="Calibri" w:cs="Calibri" w:eastAsia="Calibri" w:hAnsi="Calibri"/>
+                <w:color w:val="2E2B45"/>
+                <w:sz w:val="20"/>
+                <w:szCs w:val="20"/>
+              </w:rPr>
+              <w:t xml:space="preserve"/>
+            </w:r>
+          </w:p>
+        </w:tc>
+      </w:tr>
+      <w:tr>
+        <w:tc>
+          <w:tcPr>
+            <w:tcW w:type="dxa" w:w="6900"/>
             <w:shd w:fill="F7F4EC" w:color="auto" w:val="clear"/>
             <w:tcMar>
               <w:top w:type="dxa" w:w="130"/>
@@ -5190,6 +5371,48 @@
             <w:r>
               <w:rPr>
                 <w:rFonts w:ascii="Calibri" w:cs="Calibri" w:eastAsia="Calibri" w:hAnsi="Calibri"/>
+                <w:b/>
+                <w:bCs/>
+                <w:color w:val="2E2B45"/>
+                <w:sz w:val="20"/>
+                <w:szCs w:val="20"/>
+              </w:rPr>
+              <w:t xml:space="preserve">7. Como funciona o relatório e a reunião mensal?</w:t>
+            </w:r>
+          </w:p>
+          <w:p>
+            <w:pPr>
+              <w:spacing w:after="100" w:before="0" w:line="276"/>
+            </w:pPr>
+            <w:r>
+              <w:rPr>
+                <w:rFonts w:ascii="Calibri" w:cs="Calibri" w:eastAsia="Calibri" w:hAnsi="Calibri"/>
+                <w:color w:val="2E2B45"/>
+                <w:sz w:val="20"/>
+                <w:szCs w:val="20"/>
+              </w:rPr>
+              <w:t xml:space="preserve">Todo mês você recebe um documento com o que foi investido, o que voltou, o que o orgânico trouxe e o que muda no mês seguinte. Depois sentamos pra ler os números juntos e decidir o próximo passo. Sem PDF de quarenta páginas e sem gráfico que ninguém explica.</w:t>
+            </w:r>
+          </w:p>
+        </w:tc>
+        <w:tc>
+          <w:tcPr>
+            <w:tcW w:type="dxa" w:w="3500"/>
+            <w:shd w:fill="F7F4EC" w:color="auto" w:val="clear"/>
+            <w:tcMar>
+              <w:top w:type="dxa" w:w="130"/>
+              <w:left w:type="dxa" w:w="150"/>
+              <w:bottom w:type="dxa" w:w="130"/>
+              <w:right w:type="dxa" w:w="150"/>
+            </w:tcMar>
+          </w:tcPr>
+          <w:p>
+            <w:pPr>
+              <w:spacing w:after="100" w:before="0" w:line="276"/>
+            </w:pPr>
+            <w:r>
+              <w:rPr>
+                <w:rFonts w:ascii="Calibri" w:cs="Calibri" w:eastAsia="Calibri" w:hAnsi="Calibri"/>
                 <w:color w:val="2E2B45"/>
                 <w:sz w:val="20"/>
                 <w:szCs w:val="20"/>
@@ -5223,7 +5446,7 @@
                 <w:sz w:val="20"/>
                 <w:szCs w:val="20"/>
               </w:rPr>
-              <w:t xml:space="preserve">6. Dá para começar com algo menor antes de contratar mensal?</w:t>
+              <w:t xml:space="preserve">8. Tem fidelidade no contrato?</w:t>
             </w:r>
             <w:r>
               <w:rPr>
@@ -5243,175 +5466,21 @@
                 <w:sz w:val="20"/>
                 <w:szCs w:val="20"/>
               </w:rPr>
-              <w:t xml:space="preserve">(pergunta nova)</w:t>
-            </w:r>
-          </w:p>
-          <w:p>
-            <w:pPr>
-              <w:spacing w:after="100" w:before="0" w:line="276"/>
-            </w:pPr>
-            <w:r>
-              <w:rPr>
-                <w:rFonts w:ascii="Calibri" w:cs="Calibri" w:eastAsia="Calibri" w:hAnsi="Calibri"/>
-                <w:color w:val="2E2B45"/>
-                <w:sz w:val="20"/>
-                <w:szCs w:val="20"/>
-              </w:rPr>
-              <w:t xml:space="preserve">Dá. A Auditoria de Presença Local custa R$ 1.000 e leva até 15 dias. A gente analisa o seu Perfil da Empresa no Google, a sua posição no mapa, as suas avaliações e três concorrentes da sua região, e entrega um plano de correções priorizado. É um trabalho fechado, sem contrato mensal e sem obrigação de seguir com a gente depois.</w:t>
-            </w:r>
-          </w:p>
-        </w:tc>
-        <w:tc>
-          <w:tcPr>
-            <w:tcW w:type="dxa" w:w="3500"/>
-            <w:tcMar>
-              <w:top w:type="dxa" w:w="130"/>
-              <w:left w:type="dxa" w:w="150"/>
-              <w:bottom w:type="dxa" w:w="130"/>
-              <w:right w:type="dxa" w:w="150"/>
-            </w:tcMar>
-          </w:tcPr>
-          <w:p>
-            <w:pPr>
-              <w:spacing w:after="100" w:before="0" w:line="276"/>
-            </w:pPr>
-            <w:r>
-              <w:rPr>
-                <w:rFonts w:ascii="Calibri" w:cs="Calibri" w:eastAsia="Calibri" w:hAnsi="Calibri"/>
-                <w:color w:val="2E2B45"/>
-                <w:sz w:val="20"/>
-                <w:szCs w:val="20"/>
-              </w:rPr>
-              <w:t xml:space="preserve"/>
-            </w:r>
-          </w:p>
-        </w:tc>
-      </w:tr>
-      <w:tr>
-        <w:tc>
-          <w:tcPr>
-            <w:tcW w:type="dxa" w:w="6900"/>
-            <w:shd w:fill="F7F4EC" w:color="auto" w:val="clear"/>
-            <w:tcMar>
-              <w:top w:type="dxa" w:w="130"/>
-              <w:left w:type="dxa" w:w="150"/>
-              <w:bottom w:type="dxa" w:w="130"/>
-              <w:right w:type="dxa" w:w="150"/>
-            </w:tcMar>
-          </w:tcPr>
-          <w:p>
-            <w:pPr>
-              <w:spacing w:after="100" w:before="0" w:line="276"/>
-            </w:pPr>
-            <w:r>
-              <w:rPr>
-                <w:rFonts w:ascii="Calibri" w:cs="Calibri" w:eastAsia="Calibri" w:hAnsi="Calibri"/>
-                <w:b/>
-                <w:bCs/>
-                <w:color w:val="2E2B45"/>
-                <w:sz w:val="20"/>
-                <w:szCs w:val="20"/>
-              </w:rPr>
-              <w:t xml:space="preserve">7. Como funciona o relatório e a reunião mensal?</w:t>
-            </w:r>
-          </w:p>
-          <w:p>
-            <w:pPr>
-              <w:spacing w:after="100" w:before="0" w:line="276"/>
-            </w:pPr>
-            <w:r>
-              <w:rPr>
-                <w:rFonts w:ascii="Calibri" w:cs="Calibri" w:eastAsia="Calibri" w:hAnsi="Calibri"/>
-                <w:color w:val="2E2B45"/>
-                <w:sz w:val="20"/>
-                <w:szCs w:val="20"/>
-              </w:rPr>
-              <w:t xml:space="preserve">Todo mês você recebe um documento com o que foi investido, o que voltou, o que o orgânico trouxe e o que muda no mês seguinte. Depois sentamos pra ler os números juntos e decidir o próximo passo. Sem PDF de quarenta páginas e sem gráfico que ninguém explica.</w:t>
-            </w:r>
-          </w:p>
-        </w:tc>
-        <w:tc>
-          <w:tcPr>
-            <w:tcW w:type="dxa" w:w="3500"/>
-            <w:shd w:fill="F7F4EC" w:color="auto" w:val="clear"/>
-            <w:tcMar>
-              <w:top w:type="dxa" w:w="130"/>
-              <w:left w:type="dxa" w:w="150"/>
-              <w:bottom w:type="dxa" w:w="130"/>
-              <w:right w:type="dxa" w:w="150"/>
-            </w:tcMar>
-          </w:tcPr>
-          <w:p>
-            <w:pPr>
-              <w:spacing w:after="100" w:before="0" w:line="276"/>
-            </w:pPr>
-            <w:r>
-              <w:rPr>
-                <w:rFonts w:ascii="Calibri" w:cs="Calibri" w:eastAsia="Calibri" w:hAnsi="Calibri"/>
-                <w:color w:val="2E2B45"/>
-                <w:sz w:val="20"/>
-                <w:szCs w:val="20"/>
-              </w:rPr>
-              <w:t xml:space="preserve"/>
-            </w:r>
-          </w:p>
-        </w:tc>
-      </w:tr>
-      <w:tr>
-        <w:tc>
-          <w:tcPr>
-            <w:tcW w:type="dxa" w:w="6900"/>
-            <w:tcMar>
-              <w:top w:type="dxa" w:w="130"/>
-              <w:left w:type="dxa" w:w="150"/>
-              <w:bottom w:type="dxa" w:w="130"/>
-              <w:right w:type="dxa" w:w="150"/>
-            </w:tcMar>
-          </w:tcPr>
-          <w:p>
-            <w:pPr>
-              <w:spacing w:after="100" w:before="0" w:line="276"/>
-            </w:pPr>
-            <w:r>
-              <w:rPr>
-                <w:rFonts w:ascii="Calibri" w:cs="Calibri" w:eastAsia="Calibri" w:hAnsi="Calibri"/>
-                <w:b/>
-                <w:bCs/>
-                <w:color w:val="2E2B45"/>
-                <w:sz w:val="20"/>
-                <w:szCs w:val="20"/>
-              </w:rPr>
-              <w:t xml:space="preserve">8. Tem fidelidade no contrato?</w:t>
-            </w:r>
-          </w:p>
-          <w:p>
-            <w:pPr>
-              <w:spacing w:after="100" w:before="0" w:line="276"/>
-            </w:pPr>
-            <w:r>
-              <w:rPr>
-                <w:rFonts w:ascii="Calibri" w:cs="Calibri" w:eastAsia="Calibri" w:hAnsi="Calibri"/>
-                <w:color w:val="2E2B45"/>
-                <w:sz w:val="20"/>
-                <w:szCs w:val="20"/>
-              </w:rPr>
-              <w:t xml:space="preserve">A relação se sustenta pelo relatório de todo mês, não por multa. As condições ficam claras na proposta, antes de qualquer assinatura.</w:t>
-            </w:r>
-          </w:p>
-          <w:p>
-            <w:pPr>
-              <w:spacing w:after="100" w:before="0" w:line="276"/>
-            </w:pPr>
-            <w:r>
-              <w:rPr>
-                <w:rFonts w:ascii="Calibri" w:cs="Calibri" w:eastAsia="Calibri" w:hAnsi="Calibri"/>
-                <w:i/>
-                <w:iCs/>
-                <w:color w:val="6B6880"/>
-                <w:sz w:val="20"/>
-                <w:szCs w:val="20"/>
-              </w:rPr>
-              <w:t xml:space="preserve">Atenção: isso conflita com o prazo mínimo de SEO da pergunta 3. Preciso saber como você quer resolver — SEO tem prazo mínimo e o resto não tem fidelidade, ou nenhum contrato tem prazo?</w:t>
+              <w:t xml:space="preserve">(resolvido com a sua resposta)</w:t>
+            </w:r>
+          </w:p>
+          <w:p>
+            <w:pPr>
+              <w:spacing w:after="100" w:before="0" w:line="276"/>
+            </w:pPr>
+            <w:r>
+              <w:rPr>
+                <w:rFonts w:ascii="Calibri" w:cs="Calibri" w:eastAsia="Calibri" w:hAnsi="Calibri"/>
+                <w:color w:val="2E2B45"/>
+                <w:sz w:val="20"/>
+                <w:szCs w:val="20"/>
+              </w:rPr>
+              <w:t xml:space="preserve">O contrato é de 6 meses, que é o tempo mínimo para o SEO dar resultado. Mas você pode cancelar quando quiser, sem multa, avisando com 30 dias de antecedência. O prazo existe para proteger o trabalho, não para prender você.</w:t>
             </w:r>
           </w:p>
         </w:tc>
@@ -5879,31 +5948,6 @@
                 <w:sz w:val="20"/>
                 <w:szCs w:val="20"/>
               </w:rPr>
-              <w:t xml:space="preserve">Assinatura:</w:t>
-            </w:r>
-            <w:r>
-              <w:rPr>
-                <w:rFonts w:ascii="Calibri" w:cs="Calibri" w:eastAsia="Calibri" w:hAnsi="Calibri"/>
-                <w:color w:val="2E2B45"/>
-                <w:sz w:val="20"/>
-                <w:szCs w:val="20"/>
-              </w:rPr>
-              <w:t xml:space="preserve"> Marketing na Medida Certa</w:t>
-            </w:r>
-          </w:p>
-          <w:p>
-            <w:pPr>
-              <w:spacing w:after="100" w:before="0" w:line="276"/>
-            </w:pPr>
-            <w:r>
-              <w:rPr>
-                <w:rFonts w:ascii="Calibri" w:cs="Calibri" w:eastAsia="Calibri" w:hAnsi="Calibri"/>
-                <w:b/>
-                <w:bCs/>
-                <w:color w:val="2E2B45"/>
-                <w:sz w:val="20"/>
-                <w:szCs w:val="20"/>
-              </w:rPr>
               <w:t xml:space="preserve">Descrição:</w:t>
             </w:r>
             <w:r>
@@ -5913,7 +5957,57 @@
                 <w:sz w:val="20"/>
                 <w:szCs w:val="20"/>
               </w:rPr>
-              <w:t xml:space="preserve"> Tráfego pago e SEO para varejo local e e-commerce. Porto Alegre, RS, atendendo o Brasil todo.</w:t>
+              <w:t xml:space="preserve"> Assessoria de Tráfego Pago e SEO para lojas físicas e e-commerce. Fazemos marketing na medida certa para você vender mais e melhor.</w:t>
+            </w:r>
+          </w:p>
+          <w:p>
+            <w:pPr>
+              <w:spacing w:after="100" w:before="0" w:line="276"/>
+            </w:pPr>
+            <w:r>
+              <w:rPr>
+                <w:rFonts w:ascii="Calibri" w:cs="Calibri" w:eastAsia="Calibri" w:hAnsi="Calibri"/>
+                <w:b/>
+                <w:bCs/>
+                <w:color w:val="2E2B45"/>
+                <w:sz w:val="20"/>
+                <w:szCs w:val="20"/>
+              </w:rPr>
+              <w:t xml:space="preserve">Ícones:</w:t>
+            </w:r>
+            <w:r>
+              <w:rPr>
+                <w:rFonts w:ascii="Calibri" w:cs="Calibri" w:eastAsia="Calibri" w:hAnsi="Calibri"/>
+                <w:color w:val="2E2B45"/>
+                <w:sz w:val="20"/>
+                <w:szCs w:val="20"/>
+              </w:rPr>
+              <w:t xml:space="preserve"> Instagram · LinkedIn · WhatsApp</w:t>
+            </w:r>
+          </w:p>
+          <w:p>
+            <w:pPr>
+              <w:spacing w:after="100" w:before="0" w:line="276"/>
+            </w:pPr>
+            <w:r>
+              <w:rPr>
+                <w:rFonts w:ascii="Calibri" w:cs="Calibri" w:eastAsia="Calibri" w:hAnsi="Calibri"/>
+                <w:b/>
+                <w:bCs/>
+                <w:color w:val="2E2B45"/>
+                <w:sz w:val="20"/>
+                <w:szCs w:val="20"/>
+              </w:rPr>
+              <w:t xml:space="preserve">Linha legal:</w:t>
+            </w:r>
+            <w:r>
+              <w:rPr>
+                <w:rFonts w:ascii="Calibri" w:cs="Calibri" w:eastAsia="Calibri" w:hAnsi="Calibri"/>
+                <w:color w:val="2E2B45"/>
+                <w:sz w:val="20"/>
+                <w:szCs w:val="20"/>
+              </w:rPr>
+              <w:t xml:space="preserve"> SAL ESTRATÉGIAS DE MARKETING LTDA · CNPJ 66.018.951/0001-04 · Porto Alegre, RS</w:t>
             </w:r>
           </w:p>
         </w:tc>
@@ -6176,16 +6270,16 @@
                 <w:sz w:val="20"/>
                 <w:szCs w:val="20"/>
               </w:rPr>
-              <w:t xml:space="preserve">1. Prazo mínimo do contrato de SEO.</w:t>
-            </w:r>
-            <w:r>
-              <w:rPr>
-                <w:rFonts w:ascii="Calibri" w:cs="Calibri" w:eastAsia="Calibri" w:hAnsi="Calibri"/>
-                <w:color w:val="2E2B45"/>
-                <w:sz w:val="20"/>
-                <w:szCs w:val="20"/>
-              </w:rPr>
-              <w:t xml:space="preserve"> São 6 meses? O número entra na FAQ e na proposta.</w:t>
+              <w:t xml:space="preserve">1. Escopo da Auditoria de R$ 2.500.</w:t>
+            </w:r>
+            <w:r>
+              <w:rPr>
+                <w:rFonts w:ascii="Calibri" w:cs="Calibri" w:eastAsia="Calibri" w:hAnsi="Calibri"/>
+                <w:color w:val="2E2B45"/>
+                <w:sz w:val="20"/>
+                <w:szCs w:val="20"/>
+              </w:rPr>
+              <w:t xml:space="preserve"> Quer incluir mais alguma coisa agora que o valor subiu?</w:t>
             </w:r>
           </w:p>
         </w:tc>
@@ -6240,16 +6334,16 @@
                 <w:sz w:val="20"/>
                 <w:szCs w:val="20"/>
               </w:rPr>
-              <w:t xml:space="preserve">2. Fidelidade.</w:t>
-            </w:r>
-            <w:r>
-              <w:rPr>
-                <w:rFonts w:ascii="Calibri" w:cs="Calibri" w:eastAsia="Calibri" w:hAnsi="Calibri"/>
-                <w:color w:val="2E2B45"/>
-                <w:sz w:val="20"/>
-                <w:szCs w:val="20"/>
-              </w:rPr>
-              <w:t xml:space="preserve"> Como conciliar "sem fidelidade" com o prazo mínimo de SEO? Sugestão: SEO tem prazo mínimo declarado, tráfego pago não tem.</w:t>
+              <w:t xml:space="preserve">2. Diagnóstico.</w:t>
+            </w:r>
+            <w:r>
+              <w:rPr>
+                <w:rFonts w:ascii="Calibri" w:cs="Calibri" w:eastAsia="Calibri" w:hAnsi="Calibri"/>
+                <w:color w:val="2E2B45"/>
+                <w:sz w:val="20"/>
+                <w:szCs w:val="20"/>
+              </w:rPr>
+              <w:t xml:space="preserve"> O CTA fala em "agendar". Prefere agenda com horário (tipo Calendly) ou manter o formulário de 5 perguntas do site atual?</w:t>
             </w:r>
           </w:p>
         </w:tc>
@@ -6304,16 +6398,34 @@
                 <w:sz w:val="20"/>
                 <w:szCs w:val="20"/>
               </w:rPr>
-              <w:t xml:space="preserve">3. Escopo da Auditoria de R$ 1.000.</w:t>
-            </w:r>
-            <w:r>
-              <w:rPr>
-                <w:rFonts w:ascii="Calibri" w:cs="Calibri" w:eastAsia="Calibri" w:hAnsi="Calibri"/>
-                <w:color w:val="2E2B45"/>
-                <w:sz w:val="20"/>
-                <w:szCs w:val="20"/>
-              </w:rPr>
-              <w:t xml:space="preserve"> Está do tamanho certo, ou tirou trabalho demais por esse valor?</w:t>
+              <w:t xml:space="preserve">3. Blog da SAL.</w:t>
+            </w:r>
+            <w:r>
+              <w:rPr>
+                <w:rFonts w:ascii="Calibri" w:cs="Calibri" w:eastAsia="Calibri" w:hAnsi="Calibri"/>
+                <w:color w:val="2E2B45"/>
+                <w:sz w:val="20"/>
+                <w:szCs w:val="20"/>
+              </w:rPr>
+              <w:t xml:space="preserve"> O blog pede a fonte Glook ao Google Fonts, que responde </w:t>
+            </w:r>
+            <w:r>
+              <w:rPr>
+                <w:rFonts w:ascii="Consolas" w:cs="Consolas" w:eastAsia="Consolas" w:hAnsi="Consolas"/>
+                <w:color w:val="2E2B45"/>
+                <w:sz w:val="20"/>
+                <w:szCs w:val="20"/>
+              </w:rPr>
+              <w:t xml:space="preserve">400: Font family not found</w:t>
+            </w:r>
+            <w:r>
+              <w:rPr>
+                <w:rFonts w:ascii="Calibri" w:cs="Calibri" w:eastAsia="Calibri" w:hAnsi="Calibri"/>
+                <w:color w:val="2E2B45"/>
+                <w:sz w:val="20"/>
+                <w:szCs w:val="20"/>
+              </w:rPr>
+              <w:t xml:space="preserve">. Os números grandes das listas estão caindo numa fonte manuscrita. Quer que eu corrija junto?</w:t>
             </w:r>
           </w:p>
         </w:tc>
@@ -6368,16 +6480,16 @@
                 <w:sz w:val="20"/>
                 <w:szCs w:val="20"/>
               </w:rPr>
-              <w:t xml:space="preserve">4. Diagnóstico.</w:t>
-            </w:r>
-            <w:r>
-              <w:rPr>
-                <w:rFonts w:ascii="Calibri" w:cs="Calibri" w:eastAsia="Calibri" w:hAnsi="Calibri"/>
-                <w:color w:val="2E2B45"/>
-                <w:sz w:val="20"/>
-                <w:szCs w:val="20"/>
-              </w:rPr>
-              <w:t xml:space="preserve"> O CTA fala em "agendar". Prefere agenda com horário (tipo Calendly) ou manter o formulário de 5 perguntas do site atual?</w:t>
+              <w:t xml:space="preserve">4. Marcas na sua página.</w:t>
+            </w:r>
+            <w:r>
+              <w:rPr>
+                <w:rFonts w:ascii="Calibri" w:cs="Calibri" w:eastAsia="Calibri" w:hAnsi="Calibri"/>
+                <w:color w:val="2E2B45"/>
+                <w:sz w:val="20"/>
+                <w:szCs w:val="20"/>
+              </w:rPr>
+              <w:t xml:space="preserve"> Kopenhagen, Hering, Panvel, Intimissimi, Calzedonia, Grand Cru e as outras entram na sua página como "marcas com que trabalhei nos shoppings". Confirma essa formulação?</w:t>
             </w:r>
           </w:p>
         </w:tc>
@@ -6432,16 +6544,16 @@
                 <w:sz w:val="20"/>
                 <w:szCs w:val="20"/>
               </w:rPr>
-              <w:t xml:space="preserve">5. Fotos.</w:t>
-            </w:r>
-            <w:r>
-              <w:rPr>
-                <w:rFonts w:ascii="Calibri" w:cs="Calibri" w:eastAsia="Calibri" w:hAnsi="Calibri"/>
-                <w:color w:val="2E2B45"/>
-                <w:sz w:val="20"/>
-                <w:szCs w:val="20"/>
-              </w:rPr>
-              <w:t xml:space="preserve"> As da pasta "Site da SAL" no Drive ainda não chegaram até mim. Se puder baixar e mandar, ou me liberar o acesso, eu troco os espaços reservados pelas imagens de verdade.</w:t>
+              <w:t xml:space="preserve">5. Substack.</w:t>
+            </w:r>
+            <w:r>
+              <w:rPr>
+                <w:rFonts w:ascii="Calibri" w:cs="Calibri" w:eastAsia="Calibri" w:hAnsi="Calibri"/>
+                <w:color w:val="2E2B45"/>
+                <w:sz w:val="20"/>
+                <w:szCs w:val="20"/>
+              </w:rPr>
+              <w:t xml:space="preserve"> Quer o ícone do Substack junto dos outros três no rodapé? Se sim, me passe o endereço.</w:t>
             </w:r>
           </w:p>
         </w:tc>

--- a/sal-site/COPY-HOME-REVISAO.docx
+++ b/sal-site/COPY-HOME-REVISAO.docx
@@ -33,7 +33,7 @@
           <w:sz w:val="19"/>
           <w:szCs w:val="19"/>
         </w:rPr>
-        <w:t xml:space="preserve">Versão 3</w:t>
+        <w:t xml:space="preserve">Versão 4</w:t>
       </w:r>
       <w:r>
         <w:rPr>
@@ -44,7 +44,7 @@
           <w:sz w:val="19"/>
           <w:szCs w:val="19"/>
         </w:rPr>
-        <w:t xml:space="preserve">, de 28/07/2026. Refeita depois da sua segunda rodada de ajustes.</w:t>
+        <w:t xml:space="preserve">, de 28/07/2026. Refeita depois da sua terceira rodada de ajustes.</w:t>
       </w:r>
     </w:p>
     <w:p>
@@ -206,7 +206,7 @@
                 <w:sz w:val="20"/>
                 <w:szCs w:val="20"/>
               </w:rPr>
-              <w:t xml:space="preserve">O que mudou nesta versão 3:</w:t>
+              <w:t xml:space="preserve">O que mudou nesta versão 4:</w:t>
             </w:r>
           </w:p>
           <w:p>
@@ -573,6 +573,220 @@
                 <w:szCs w:val="20"/>
               </w:rPr>
               <w:t xml:space="preserve">Rodapé com razão social, CNPJ e ícones de Instagram, LinkedIn e WhatsApp.</w:t>
+            </w:r>
+          </w:p>
+          <w:p>
+            <w:pPr>
+              <w:spacing w:after="100" w:before="0" w:line="276"/>
+            </w:pPr>
+            <w:r>
+              <w:rPr>
+                <w:rFonts w:ascii="Calibri" w:cs="Calibri" w:eastAsia="Calibri" w:hAnsi="Calibri"/>
+                <w:b/>
+                <w:bCs/>
+                <w:color w:val="2E2B45"/>
+                <w:sz w:val="20"/>
+                <w:szCs w:val="20"/>
+              </w:rPr>
+              <w:t xml:space="preserve">E nesta versão 4:</w:t>
+            </w:r>
+          </w:p>
+          <w:p>
+            <w:pPr>
+              <w:pStyle w:val="ListParagraph"/>
+              <w:numPr>
+                <w:ilvl w:val="0"/>
+                <w:numId w:val="1"/>
+              </w:numPr>
+              <w:spacing w:after="100" w:before="0" w:line="276"/>
+            </w:pPr>
+            <w:r>
+              <w:rPr>
+                <w:rFonts w:ascii="Calibri" w:cs="Calibri" w:eastAsia="Calibri" w:hAnsi="Calibri"/>
+                <w:b/>
+                <w:bCs/>
+                <w:color w:val="2E2B45"/>
+                <w:sz w:val="20"/>
+                <w:szCs w:val="20"/>
+              </w:rPr>
+              <w:t xml:space="preserve">Hero com a foto ao fundo</w:t>
+            </w:r>
+            <w:r>
+              <w:rPr>
+                <w:rFonts w:ascii="Calibri" w:cs="Calibri" w:eastAsia="Calibri" w:hAnsi="Calibri"/>
+                <w:color w:val="2E2B45"/>
+                <w:sz w:val="20"/>
+                <w:szCs w:val="20"/>
+              </w:rPr>
+              <w:t xml:space="preserve"> em tela cheia e o título bem maior, no lugar do formato de duas</w:t>
+            </w:r>
+          </w:p>
+          <w:p>
+            <w:pPr>
+              <w:spacing w:after="100" w:before="0" w:line="276"/>
+            </w:pPr>
+            <w:r>
+              <w:rPr>
+                <w:rFonts w:ascii="Calibri" w:cs="Calibri" w:eastAsia="Calibri" w:hAnsi="Calibri"/>
+                <w:color w:val="2E2B45"/>
+                <w:sz w:val="20"/>
+                <w:szCs w:val="20"/>
+              </w:rPr>
+              <w:t xml:space="preserve">  colunas com a foto em cartão ao lado.</w:t>
+            </w:r>
+          </w:p>
+          <w:p>
+            <w:pPr>
+              <w:pStyle w:val="ListParagraph"/>
+              <w:numPr>
+                <w:ilvl w:val="0"/>
+                <w:numId w:val="1"/>
+              </w:numPr>
+              <w:spacing w:after="100" w:before="0" w:line="276"/>
+            </w:pPr>
+            <w:r>
+              <w:rPr>
+                <w:rFonts w:ascii="Calibri" w:cs="Calibri" w:eastAsia="Calibri" w:hAnsi="Calibri"/>
+                <w:b/>
+                <w:bCs/>
+                <w:color w:val="2E2B45"/>
+                <w:sz w:val="20"/>
+                <w:szCs w:val="20"/>
+              </w:rPr>
+              <w:t xml:space="preserve">A faixa de números saiu.</w:t>
+            </w:r>
+            <w:r>
+              <w:rPr>
+                <w:rFonts w:ascii="Calibri" w:cs="Calibri" w:eastAsia="Calibri" w:hAnsi="Calibri"/>
+                <w:color w:val="2E2B45"/>
+                <w:sz w:val="20"/>
+                <w:szCs w:val="20"/>
+              </w:rPr>
+              <w:t xml:space="preserve"> No lugar entrou a barra </w:t>
+            </w:r>
+            <w:r>
+              <w:rPr>
+                <w:rFonts w:ascii="Calibri" w:cs="Calibri" w:eastAsia="Calibri" w:hAnsi="Calibri"/>
+                <w:b/>
+                <w:bCs/>
+                <w:color w:val="2E2B45"/>
+                <w:sz w:val="20"/>
+                <w:szCs w:val="20"/>
+              </w:rPr>
+              <w:t xml:space="preserve">"Esta semana no Blog da SAL"</w:t>
+            </w:r>
+            <w:r>
+              <w:rPr>
+                <w:rFonts w:ascii="Calibri" w:cs="Calibri" w:eastAsia="Calibri" w:hAnsi="Calibri"/>
+                <w:color w:val="2E2B45"/>
+                <w:sz w:val="20"/>
+                <w:szCs w:val="20"/>
+              </w:rPr>
+              <w:t xml:space="preserve">, com o</w:t>
+            </w:r>
+          </w:p>
+          <w:p>
+            <w:pPr>
+              <w:spacing w:after="100" w:before="0" w:line="276"/>
+            </w:pPr>
+            <w:r>
+              <w:rPr>
+                <w:rFonts w:ascii="Calibri" w:cs="Calibri" w:eastAsia="Calibri" w:hAnsi="Calibri"/>
+                <w:color w:val="2E2B45"/>
+                <w:sz w:val="20"/>
+                <w:szCs w:val="20"/>
+              </w:rPr>
+              <w:t xml:space="preserve">  último artigo publicado, puxado direto do WordPress.</w:t>
+            </w:r>
+          </w:p>
+          <w:p>
+            <w:pPr>
+              <w:pStyle w:val="ListParagraph"/>
+              <w:numPr>
+                <w:ilvl w:val="0"/>
+                <w:numId w:val="1"/>
+              </w:numPr>
+              <w:spacing w:after="100" w:before="0" w:line="276"/>
+            </w:pPr>
+            <w:r>
+              <w:rPr>
+                <w:rFonts w:ascii="Calibri" w:cs="Calibri" w:eastAsia="Calibri" w:hAnsi="Calibri"/>
+                <w:b/>
+                <w:bCs/>
+                <w:color w:val="2E2B45"/>
+                <w:sz w:val="20"/>
+                <w:szCs w:val="20"/>
+              </w:rPr>
+              <w:t xml:space="preserve">Seção do blog na home</w:t>
+            </w:r>
+            <w:r>
+              <w:rPr>
+                <w:rFonts w:ascii="Calibri" w:cs="Calibri" w:eastAsia="Calibri" w:hAnsi="Calibri"/>
+                <w:color w:val="2E2B45"/>
+                <w:sz w:val="20"/>
+                <w:szCs w:val="20"/>
+              </w:rPr>
+              <w:t xml:space="preserve">, com os 3 artigos seguintes e as imagens destacadas.</w:t>
+            </w:r>
+          </w:p>
+          <w:p>
+            <w:pPr>
+              <w:pStyle w:val="ListParagraph"/>
+              <w:numPr>
+                <w:ilvl w:val="0"/>
+                <w:numId w:val="1"/>
+              </w:numPr>
+              <w:spacing w:after="100" w:before="0" w:line="276"/>
+            </w:pPr>
+            <w:r>
+              <w:rPr>
+                <w:rFonts w:ascii="Calibri" w:cs="Calibri" w:eastAsia="Calibri" w:hAnsi="Calibri"/>
+                <w:b/>
+                <w:bCs/>
+                <w:color w:val="2E2B45"/>
+                <w:sz w:val="20"/>
+                <w:szCs w:val="20"/>
+              </w:rPr>
+              <w:t xml:space="preserve">Quadro da auditoria removido</w:t>
+            </w:r>
+            <w:r>
+              <w:rPr>
+                <w:rFonts w:ascii="Calibri" w:cs="Calibri" w:eastAsia="Calibri" w:hAnsi="Calibri"/>
+                <w:color w:val="2E2B45"/>
+                <w:sz w:val="20"/>
+                <w:szCs w:val="20"/>
+              </w:rPr>
+              <w:t xml:space="preserve"> da home. O produto fica guardado para depois.</w:t>
+            </w:r>
+          </w:p>
+          <w:p>
+            <w:pPr>
+              <w:pStyle w:val="ListParagraph"/>
+              <w:numPr>
+                <w:ilvl w:val="0"/>
+                <w:numId w:val="1"/>
+              </w:numPr>
+              <w:spacing w:after="100" w:before="0" w:line="276"/>
+            </w:pPr>
+            <w:r>
+              <w:rPr>
+                <w:rFonts w:ascii="Calibri" w:cs="Calibri" w:eastAsia="Calibri" w:hAnsi="Calibri"/>
+                <w:b/>
+                <w:bCs/>
+                <w:color w:val="2E2B45"/>
+                <w:sz w:val="20"/>
+                <w:szCs w:val="20"/>
+              </w:rPr>
+              <w:t xml:space="preserve">A sua biografia</w:t>
+            </w:r>
+            <w:r>
+              <w:rPr>
+                <w:rFonts w:ascii="Calibri" w:cs="Calibri" w:eastAsia="Calibri" w:hAnsi="Calibri"/>
+                <w:color w:val="2E2B45"/>
+                <w:sz w:val="20"/>
+                <w:szCs w:val="20"/>
+              </w:rPr>
+              <w:t xml:space="preserve"> substituiu a que eu tinha escrito.</w:t>
             </w:r>
           </w:p>
         </w:tc>
@@ -1323,7 +1537,21 @@
                 <w:sz w:val="20"/>
                 <w:szCs w:val="20"/>
               </w:rPr>
-              <w:t xml:space="preserve"> foto das vitrines iluminadas à noite. Sem selos por cima, sem foto sua.</w:t>
+              <w:t xml:space="preserve"> a foto das vitrines iluminadas à noite, agora ocupando o fundo inteiro do hero, com</w:t>
+            </w:r>
+          </w:p>
+          <w:p>
+            <w:pPr>
+              <w:spacing w:after="100" w:before="0" w:line="276"/>
+            </w:pPr>
+            <w:r>
+              <w:rPr>
+                <w:rFonts w:ascii="Calibri" w:cs="Calibri" w:eastAsia="Calibri" w:hAnsi="Calibri"/>
+                <w:color w:val="2E2B45"/>
+                <w:sz w:val="20"/>
+                <w:szCs w:val="20"/>
+              </w:rPr>
+              <w:t xml:space="preserve">um véu indigo por cima para o texto ficar legível.</w:t>
             </w:r>
           </w:p>
           <w:p>
@@ -1386,7 +1614,20 @@
           <w:sz w:val="26"/>
           <w:szCs w:val="26"/>
         </w:rPr>
-        <w:t xml:space="preserve">3. Os três números</w:t>
+        <w:t xml:space="preserve">3. Esta semana no Blog da SAL </w:t>
+      </w:r>
+      <w:r>
+        <w:rPr>
+          <w:rFonts w:ascii="Georgia" w:cs="Georgia" w:eastAsia="Georgia" w:hAnsi="Georgia"/>
+          <w:b/>
+          <w:bCs/>
+          <w:i/>
+          <w:iCs/>
+          <w:color w:val="6B6880"/>
+          <w:sz w:val="26"/>
+          <w:szCs w:val="26"/>
+        </w:rPr>
+        <w:t xml:space="preserve">(no lugar da faixa de números)</w:t>
       </w:r>
     </w:p>
     <w:tbl>
@@ -1486,103 +1727,75 @@
             <w:r>
               <w:rPr>
                 <w:rFonts w:ascii="Calibri" w:cs="Calibri" w:eastAsia="Calibri" w:hAnsi="Calibri"/>
-                <w:i/>
-                <w:iCs/>
-                <w:color w:val="6B6880"/>
-                <w:sz w:val="20"/>
-                <w:szCs w:val="20"/>
-              </w:rPr>
-              <w:t xml:space="preserve">A faixa de marcas foi removida. Os selos do hero também.</w:t>
-            </w:r>
-          </w:p>
-          <w:p>
-            <w:pPr>
-              <w:pStyle w:val="ListParagraph"/>
-              <w:numPr>
-                <w:ilvl w:val="0"/>
-                <w:numId w:val="1"/>
-              </w:numPr>
-              <w:spacing w:after="100" w:before="0" w:line="276"/>
-            </w:pPr>
-            <w:r>
-              <w:rPr>
-                <w:rFonts w:ascii="Calibri" w:cs="Calibri" w:eastAsia="Calibri" w:hAnsi="Calibri"/>
-                <w:b/>
-                <w:bCs/>
-                <w:color w:val="2E2B45"/>
-                <w:sz w:val="20"/>
-                <w:szCs w:val="20"/>
-              </w:rPr>
-              <w:t xml:space="preserve">12 anos</w:t>
-            </w:r>
-            <w:r>
-              <w:rPr>
-                <w:rFonts w:ascii="Calibri" w:cs="Calibri" w:eastAsia="Calibri" w:hAnsi="Calibri"/>
-                <w:color w:val="2E2B45"/>
-                <w:sz w:val="20"/>
-                <w:szCs w:val="20"/>
-              </w:rPr>
-              <w:t xml:space="preserve"> — de marketing, cinco deles em shopping center</w:t>
-            </w:r>
-          </w:p>
-          <w:p>
-            <w:pPr>
-              <w:pStyle w:val="ListParagraph"/>
-              <w:numPr>
-                <w:ilvl w:val="0"/>
-                <w:numId w:val="1"/>
-              </w:numPr>
-              <w:spacing w:after="100" w:before="0" w:line="276"/>
-            </w:pPr>
-            <w:r>
-              <w:rPr>
-                <w:rFonts w:ascii="Calibri" w:cs="Calibri" w:eastAsia="Calibri" w:hAnsi="Calibri"/>
-                <w:b/>
-                <w:bCs/>
-                <w:color w:val="2E2B45"/>
-                <w:sz w:val="20"/>
-                <w:szCs w:val="20"/>
-              </w:rPr>
-              <w:t xml:space="preserve">2 frentes</w:t>
-            </w:r>
-            <w:r>
-              <w:rPr>
-                <w:rFonts w:ascii="Calibri" w:cs="Calibri" w:eastAsia="Calibri" w:hAnsi="Calibri"/>
-                <w:color w:val="2E2B45"/>
-                <w:sz w:val="20"/>
-                <w:szCs w:val="20"/>
-              </w:rPr>
-              <w:t xml:space="preserve"> — tráfego orgânico e tráfego pago</w:t>
-            </w:r>
-          </w:p>
-          <w:p>
-            <w:pPr>
-              <w:pStyle w:val="ListParagraph"/>
-              <w:numPr>
-                <w:ilvl w:val="0"/>
-                <w:numId w:val="1"/>
-              </w:numPr>
-              <w:spacing w:after="100" w:before="0" w:line="276"/>
-            </w:pPr>
-            <w:r>
-              <w:rPr>
-                <w:rFonts w:ascii="Calibri" w:cs="Calibri" w:eastAsia="Calibri" w:hAnsi="Calibri"/>
-                <w:b/>
-                <w:bCs/>
-                <w:color w:val="2E2B45"/>
-                <w:sz w:val="20"/>
-                <w:szCs w:val="20"/>
-              </w:rPr>
-              <w:t xml:space="preserve">90 dias</w:t>
-            </w:r>
-            <w:r>
-              <w:rPr>
-                <w:rFonts w:ascii="Calibri" w:cs="Calibri" w:eastAsia="Calibri" w:hAnsi="Calibri"/>
-                <w:color w:val="2E2B45"/>
-                <w:sz w:val="20"/>
-                <w:szCs w:val="20"/>
-              </w:rPr>
-              <w:t xml:space="preserve"> — para os primeiros sinais de SEO</w:t>
+                <w:color w:val="2E2B45"/>
+                <w:sz w:val="20"/>
+                <w:szCs w:val="20"/>
+              </w:rPr>
+              <w:t xml:space="preserve">Barra logo abaixo do hero, com o último artigo publicado. Puxa do WordPress em tempo de build e</w:t>
+            </w:r>
+          </w:p>
+          <w:p>
+            <w:pPr>
+              <w:spacing w:after="100" w:before="0" w:line="276"/>
+            </w:pPr>
+            <w:r>
+              <w:rPr>
+                <w:rFonts w:ascii="Calibri" w:cs="Calibri" w:eastAsia="Calibri" w:hAnsi="Calibri"/>
+                <w:color w:val="2E2B45"/>
+                <w:sz w:val="20"/>
+                <w:szCs w:val="20"/>
+              </w:rPr>
+              <w:t xml:space="preserve">ainda confere sozinha, no navegador, se saiu post novo depois disso.</w:t>
+            </w:r>
+          </w:p>
+          <w:p>
+            <w:pPr>
+              <w:spacing w:after="100" w:before="0" w:line="276"/>
+            </w:pPr>
+            <w:r>
+              <w:rPr>
+                <w:rFonts w:ascii="Calibri" w:cs="Calibri" w:eastAsia="Calibri" w:hAnsi="Calibri"/>
+                <w:b/>
+                <w:bCs/>
+                <w:color w:val="2E2B45"/>
+                <w:sz w:val="20"/>
+                <w:szCs w:val="20"/>
+              </w:rPr>
+              <w:t xml:space="preserve">Rótulo:</w:t>
+            </w:r>
+            <w:r>
+              <w:rPr>
+                <w:rFonts w:ascii="Calibri" w:cs="Calibri" w:eastAsia="Calibri" w:hAnsi="Calibri"/>
+                <w:color w:val="2E2B45"/>
+                <w:sz w:val="20"/>
+                <w:szCs w:val="20"/>
+              </w:rPr>
+              <w:t xml:space="preserve"> Esta semana no Blog da SAL</w:t>
+            </w:r>
+          </w:p>
+          <w:p>
+            <w:pPr>
+              <w:spacing w:after="100" w:before="0" w:line="276"/>
+            </w:pPr>
+            <w:r>
+              <w:rPr>
+                <w:rFonts w:ascii="Calibri" w:cs="Calibri" w:eastAsia="Calibri" w:hAnsi="Calibri"/>
+                <w:b/>
+                <w:bCs/>
+                <w:color w:val="2E2B45"/>
+                <w:sz w:val="20"/>
+                <w:szCs w:val="20"/>
+              </w:rPr>
+              <w:t xml:space="preserve">Conteúdo:</w:t>
+            </w:r>
+            <w:r>
+              <w:rPr>
+                <w:rFonts w:ascii="Calibri" w:cs="Calibri" w:eastAsia="Calibri" w:hAnsi="Calibri"/>
+                <w:color w:val="2E2B45"/>
+                <w:sz w:val="20"/>
+                <w:szCs w:val="20"/>
+              </w:rPr>
+              <w:t xml:space="preserve"> título do artigo · categoria · data · "Ler o artigo →"</w:t>
             </w:r>
           </w:p>
         </w:tc>
@@ -3723,7 +3936,7 @@
           <w:sz w:val="26"/>
           <w:szCs w:val="26"/>
         </w:rPr>
-        <w:t xml:space="preserve">8. Auditoria de Presença Local </w:t>
+        <w:t xml:space="preserve">8. Blog da SAL </w:t>
       </w:r>
       <w:r>
         <w:rPr>
@@ -3736,7 +3949,7 @@
           <w:sz w:val="26"/>
           <w:szCs w:val="26"/>
         </w:rPr>
-        <w:t xml:space="preserve">(bloco novo, R$ 2.500)</w:t>
+        <w:t xml:space="preserve">(seção nova)</w:t>
       </w:r>
     </w:p>
     <w:tbl>
@@ -3836,277 +4049,63 @@
             <w:r>
               <w:rPr>
                 <w:rFonts w:ascii="Calibri" w:cs="Calibri" w:eastAsia="Calibri" w:hAnsi="Calibri"/>
-                <w:b/>
-                <w:bCs/>
-                <w:color w:val="2E2B45"/>
-                <w:sz w:val="20"/>
-                <w:szCs w:val="20"/>
-              </w:rPr>
-              <w:t xml:space="preserve">Etiqueta:</w:t>
-            </w:r>
-            <w:r>
-              <w:rPr>
-                <w:rFonts w:ascii="Calibri" w:cs="Calibri" w:eastAsia="Calibri" w:hAnsi="Calibri"/>
-                <w:color w:val="2E2B45"/>
-                <w:sz w:val="20"/>
-                <w:szCs w:val="20"/>
-              </w:rPr>
-              <w:t xml:space="preserve"> Para começar sem contrato mensal</w:t>
-            </w:r>
-          </w:p>
-          <w:p>
-            <w:pPr>
-              <w:spacing w:after="100" w:before="0" w:line="276"/>
-            </w:pPr>
-            <w:r>
-              <w:rPr>
-                <w:rFonts w:ascii="Calibri" w:cs="Calibri" w:eastAsia="Calibri" w:hAnsi="Calibri"/>
-                <w:b/>
-                <w:bCs/>
-                <w:color w:val="2E2B45"/>
-                <w:sz w:val="20"/>
-                <w:szCs w:val="20"/>
-              </w:rPr>
-              <w:t xml:space="preserve">Título:</w:t>
-            </w:r>
-            <w:r>
-              <w:rPr>
-                <w:rFonts w:ascii="Calibri" w:cs="Calibri" w:eastAsia="Calibri" w:hAnsi="Calibri"/>
-                <w:color w:val="2E2B45"/>
-                <w:sz w:val="20"/>
-                <w:szCs w:val="20"/>
-              </w:rPr>
-              <w:t xml:space="preserve"> Auditoria de Presença Local</w:t>
-            </w:r>
-          </w:p>
-        </w:tc>
-        <w:tc>
-          <w:tcPr>
-            <w:tcW w:type="dxa" w:w="3500"/>
-            <w:tcMar>
-              <w:top w:type="dxa" w:w="130"/>
-              <w:left w:type="dxa" w:w="150"/>
-              <w:bottom w:type="dxa" w:w="130"/>
-              <w:right w:type="dxa" w:w="150"/>
-            </w:tcMar>
-          </w:tcPr>
-          <w:p>
-            <w:pPr>
-              <w:spacing w:after="100" w:before="0" w:line="276"/>
-            </w:pPr>
-            <w:r>
-              <w:rPr>
-                <w:rFonts w:ascii="Calibri" w:cs="Calibri" w:eastAsia="Calibri" w:hAnsi="Calibri"/>
-                <w:color w:val="2E2B45"/>
-                <w:sz w:val="20"/>
-                <w:szCs w:val="20"/>
-              </w:rPr>
-              <w:t xml:space="preserve"/>
-            </w:r>
-          </w:p>
-        </w:tc>
-      </w:tr>
-      <w:tr>
-        <w:tc>
-          <w:tcPr>
-            <w:tcW w:type="dxa" w:w="6900"/>
-            <w:shd w:fill="F7F4EC" w:color="auto" w:val="clear"/>
-            <w:tcMar>
-              <w:top w:type="dxa" w:w="130"/>
-              <w:left w:type="dxa" w:w="150"/>
-              <w:bottom w:type="dxa" w:w="130"/>
-              <w:right w:type="dxa" w:w="150"/>
-            </w:tcMar>
-          </w:tcPr>
-          <w:p>
-            <w:pPr>
-              <w:spacing w:after="100" w:before="0" w:line="276"/>
-            </w:pPr>
-            <w:r>
-              <w:rPr>
-                <w:rFonts w:ascii="Calibri" w:cs="Calibri" w:eastAsia="Calibri" w:hAnsi="Calibri"/>
-                <w:b/>
-                <w:bCs/>
-                <w:color w:val="2E2B45"/>
-                <w:sz w:val="20"/>
-                <w:szCs w:val="20"/>
-              </w:rPr>
-              <w:t xml:space="preserve">Texto:</w:t>
-            </w:r>
-            <w:r>
-              <w:rPr>
-                <w:rFonts w:ascii="Calibri" w:cs="Calibri" w:eastAsia="Calibri" w:hAnsi="Calibri"/>
-                <w:color w:val="2E2B45"/>
-                <w:sz w:val="20"/>
-                <w:szCs w:val="20"/>
-              </w:rPr>
-              <w:t xml:space="preserve"> A gente analisa o seu Perfil da Empresa no Google, a sua posição no mapa nas buscas que interessam, as suas avaliações e três concorrentes da sua região. Você recebe um plano de correções em ordem de prioridade, com o que dá para resolver na mesma semana separado do que leva mais tempo.</w:t>
-            </w:r>
-          </w:p>
-        </w:tc>
-        <w:tc>
-          <w:tcPr>
-            <w:tcW w:type="dxa" w:w="3500"/>
-            <w:shd w:fill="F7F4EC" w:color="auto" w:val="clear"/>
-            <w:tcMar>
-              <w:top w:type="dxa" w:w="130"/>
-              <w:left w:type="dxa" w:w="150"/>
-              <w:bottom w:type="dxa" w:w="130"/>
-              <w:right w:type="dxa" w:w="150"/>
-            </w:tcMar>
-          </w:tcPr>
-          <w:p>
-            <w:pPr>
-              <w:spacing w:after="100" w:before="0" w:line="276"/>
-            </w:pPr>
-            <w:r>
-              <w:rPr>
-                <w:rFonts w:ascii="Calibri" w:cs="Calibri" w:eastAsia="Calibri" w:hAnsi="Calibri"/>
-                <w:color w:val="2E2B45"/>
-                <w:sz w:val="20"/>
-                <w:szCs w:val="20"/>
-              </w:rPr>
-              <w:t xml:space="preserve"/>
-            </w:r>
-          </w:p>
-        </w:tc>
-      </w:tr>
-      <w:tr>
-        <w:tc>
-          <w:tcPr>
-            <w:tcW w:type="dxa" w:w="6900"/>
-            <w:tcMar>
-              <w:top w:type="dxa" w:w="130"/>
-              <w:left w:type="dxa" w:w="150"/>
-              <w:bottom w:type="dxa" w:w="130"/>
-              <w:right w:type="dxa" w:w="150"/>
-            </w:tcMar>
-          </w:tcPr>
-          <w:p>
-            <w:pPr>
-              <w:spacing w:after="100" w:before="0" w:line="276"/>
-            </w:pPr>
-            <w:r>
-              <w:rPr>
-                <w:rFonts w:ascii="Calibri" w:cs="Calibri" w:eastAsia="Calibri" w:hAnsi="Calibri"/>
-                <w:b/>
-                <w:bCs/>
-                <w:color w:val="2E2B45"/>
-                <w:sz w:val="20"/>
-                <w:szCs w:val="20"/>
-              </w:rPr>
-              <w:t xml:space="preserve">O que entra:</w:t>
-            </w:r>
-          </w:p>
-          <w:p>
-            <w:pPr>
-              <w:pStyle w:val="ListParagraph"/>
-              <w:numPr>
-                <w:ilvl w:val="0"/>
-                <w:numId w:val="1"/>
-              </w:numPr>
-              <w:spacing w:after="100" w:before="0" w:line="276"/>
-            </w:pPr>
-            <w:r>
-              <w:rPr>
-                <w:rFonts w:ascii="Calibri" w:cs="Calibri" w:eastAsia="Calibri" w:hAnsi="Calibri"/>
-                <w:color w:val="2E2B45"/>
-                <w:sz w:val="20"/>
-                <w:szCs w:val="20"/>
-              </w:rPr>
-              <w:t xml:space="preserve">Diagnóstico do Perfil da Empresa no Google, item a item</w:t>
-            </w:r>
-          </w:p>
-          <w:p>
-            <w:pPr>
-              <w:pStyle w:val="ListParagraph"/>
-              <w:numPr>
-                <w:ilvl w:val="0"/>
-                <w:numId w:val="1"/>
-              </w:numPr>
-              <w:spacing w:after="100" w:before="0" w:line="276"/>
-            </w:pPr>
-            <w:r>
-              <w:rPr>
-                <w:rFonts w:ascii="Calibri" w:cs="Calibri" w:eastAsia="Calibri" w:hAnsi="Calibri"/>
-                <w:color w:val="2E2B45"/>
-                <w:sz w:val="20"/>
-                <w:szCs w:val="20"/>
-              </w:rPr>
-              <w:t xml:space="preserve">Sua posição no mapa em até 10 buscas da sua região</w:t>
-            </w:r>
-          </w:p>
-          <w:p>
-            <w:pPr>
-              <w:pStyle w:val="ListParagraph"/>
-              <w:numPr>
-                <w:ilvl w:val="0"/>
-                <w:numId w:val="1"/>
-              </w:numPr>
-              <w:spacing w:after="100" w:before="0" w:line="276"/>
-            </w:pPr>
-            <w:r>
-              <w:rPr>
-                <w:rFonts w:ascii="Calibri" w:cs="Calibri" w:eastAsia="Calibri" w:hAnsi="Calibri"/>
-                <w:color w:val="2E2B45"/>
-                <w:sz w:val="20"/>
-                <w:szCs w:val="20"/>
-              </w:rPr>
-              <w:t xml:space="preserve">Comparação com três concorrentes seus</w:t>
-            </w:r>
-          </w:p>
-          <w:p>
-            <w:pPr>
-              <w:pStyle w:val="ListParagraph"/>
-              <w:numPr>
-                <w:ilvl w:val="0"/>
-                <w:numId w:val="1"/>
-              </w:numPr>
-              <w:spacing w:after="100" w:before="0" w:line="276"/>
-            </w:pPr>
-            <w:r>
-              <w:rPr>
-                <w:rFonts w:ascii="Calibri" w:cs="Calibri" w:eastAsia="Calibri" w:hAnsi="Calibri"/>
-                <w:color w:val="2E2B45"/>
-                <w:sz w:val="20"/>
-                <w:szCs w:val="20"/>
-              </w:rPr>
-              <w:t xml:space="preserve">Análise das avaliações e do que fazer com as negativas</w:t>
-            </w:r>
-          </w:p>
-          <w:p>
-            <w:pPr>
-              <w:pStyle w:val="ListParagraph"/>
-              <w:numPr>
-                <w:ilvl w:val="0"/>
-                <w:numId w:val="1"/>
-              </w:numPr>
-              <w:spacing w:after="100" w:before="0" w:line="276"/>
-            </w:pPr>
-            <w:r>
-              <w:rPr>
-                <w:rFonts w:ascii="Calibri" w:cs="Calibri" w:eastAsia="Calibri" w:hAnsi="Calibri"/>
-                <w:color w:val="2E2B45"/>
-                <w:sz w:val="20"/>
-                <w:szCs w:val="20"/>
-              </w:rPr>
-              <w:t xml:space="preserve">Plano de correções priorizado, com prazo de cada uma</w:t>
-            </w:r>
-          </w:p>
-          <w:p>
-            <w:pPr>
-              <w:spacing w:after="100" w:before="0" w:line="276"/>
-            </w:pPr>
-            <w:r>
-              <w:rPr>
-                <w:rFonts w:ascii="Calibri" w:cs="Calibri" w:eastAsia="Calibri" w:hAnsi="Calibri"/>
                 <w:i/>
                 <w:iCs/>
                 <w:color w:val="6B6880"/>
                 <w:sz w:val="20"/>
                 <w:szCs w:val="20"/>
               </w:rPr>
-              <w:t xml:space="preserve">Com o preço em R$ 2.500 o escopo ficou bem dimensionado. Se quiser incluir mais alguma coisa, me diga.</w:t>
+              <w:t xml:space="preserve">O quadro da Auditoria de Presença Local saiu da home, como você pediu.</w:t>
+            </w:r>
+          </w:p>
+          <w:p>
+            <w:pPr>
+              <w:spacing w:after="100" w:before="0" w:line="276"/>
+            </w:pPr>
+            <w:r>
+              <w:rPr>
+                <w:rFonts w:ascii="Calibri" w:cs="Calibri" w:eastAsia="Calibri" w:hAnsi="Calibri"/>
+                <w:b/>
+                <w:bCs/>
+                <w:color w:val="2E2B45"/>
+                <w:sz w:val="20"/>
+                <w:szCs w:val="20"/>
+              </w:rPr>
+              <w:t xml:space="preserve">Rótulo:</w:t>
+            </w:r>
+            <w:r>
+              <w:rPr>
+                <w:rFonts w:ascii="Calibri" w:cs="Calibri" w:eastAsia="Calibri" w:hAnsi="Calibri"/>
+                <w:color w:val="2E2B45"/>
+                <w:sz w:val="20"/>
+                <w:szCs w:val="20"/>
+              </w:rPr>
+              <w:t xml:space="preserve"> Blog da SAL</w:t>
+            </w:r>
+          </w:p>
+          <w:p>
+            <w:pPr>
+              <w:spacing w:after="100" w:before="0" w:line="276"/>
+            </w:pPr>
+            <w:r>
+              <w:rPr>
+                <w:rFonts w:ascii="Calibri" w:cs="Calibri" w:eastAsia="Calibri" w:hAnsi="Calibri"/>
+                <w:b/>
+                <w:bCs/>
+                <w:color w:val="2E2B45"/>
+                <w:sz w:val="20"/>
+                <w:szCs w:val="20"/>
+              </w:rPr>
+              <w:t xml:space="preserve">Título:</w:t>
+            </w:r>
+            <w:r>
+              <w:rPr>
+                <w:rFonts w:ascii="Calibri" w:cs="Calibri" w:eastAsia="Calibri" w:hAnsi="Calibri"/>
+                <w:color w:val="2E2B45"/>
+                <w:sz w:val="20"/>
+                <w:szCs w:val="20"/>
+              </w:rPr>
+              <w:t xml:space="preserve"> O que a gente anda escrevendo.</w:t>
             </w:r>
           </w:p>
         </w:tc>
@@ -4161,41 +4160,30 @@
                 <w:sz w:val="20"/>
                 <w:szCs w:val="20"/>
               </w:rPr>
-              <w:t xml:space="preserve">Preço:</w:t>
-            </w:r>
-            <w:r>
-              <w:rPr>
-                <w:rFonts w:ascii="Calibri" w:cs="Calibri" w:eastAsia="Calibri" w:hAnsi="Calibri"/>
-                <w:color w:val="2E2B45"/>
-                <w:sz w:val="20"/>
-                <w:szCs w:val="20"/>
-              </w:rPr>
-              <w:t xml:space="preserve"> R$ 2.500 · em até 6x · entrega em até 15 dias</w:t>
-            </w:r>
-          </w:p>
-          <w:p>
-            <w:pPr>
-              <w:spacing w:after="100" w:before="0" w:line="276"/>
-            </w:pPr>
-            <w:r>
-              <w:rPr>
-                <w:rFonts w:ascii="Calibri" w:cs="Calibri" w:eastAsia="Calibri" w:hAnsi="Calibri"/>
-                <w:b/>
-                <w:bCs/>
-                <w:color w:val="2E2B45"/>
-                <w:sz w:val="20"/>
-                <w:szCs w:val="20"/>
-              </w:rPr>
-              <w:t xml:space="preserve">Observação:</w:t>
-            </w:r>
-            <w:r>
-              <w:rPr>
-                <w:rFonts w:ascii="Calibri" w:cs="Calibri" w:eastAsia="Calibri" w:hAnsi="Calibri"/>
-                <w:color w:val="2E2B45"/>
-                <w:sz w:val="20"/>
-                <w:szCs w:val="20"/>
-              </w:rPr>
-              <w:t xml:space="preserve"> Trabalho fechado. Sem contrato mensal e sem obrigação de seguir com a SAL depois.</w:t>
+              <w:t xml:space="preserve">Conteúdo:</w:t>
+            </w:r>
+            <w:r>
+              <w:rPr>
+                <w:rFonts w:ascii="Calibri" w:cs="Calibri" w:eastAsia="Calibri" w:hAnsi="Calibri"/>
+                <w:color w:val="2E2B45"/>
+                <w:sz w:val="20"/>
+                <w:szCs w:val="20"/>
+              </w:rPr>
+              <w:t xml:space="preserve"> os 3 artigos seguintes ao do destaque, cada um com imagem destacada, categoria,</w:t>
+            </w:r>
+          </w:p>
+          <w:p>
+            <w:pPr>
+              <w:spacing w:after="100" w:before="0" w:line="276"/>
+            </w:pPr>
+            <w:r>
+              <w:rPr>
+                <w:rFonts w:ascii="Calibri" w:cs="Calibri" w:eastAsia="Calibri" w:hAnsi="Calibri"/>
+                <w:color w:val="2E2B45"/>
+                <w:sz w:val="20"/>
+                <w:szCs w:val="20"/>
+              </w:rPr>
+              <w:t xml:space="preserve">título, resumo e data. Botão "Ver todos os artigos ↗" ao lado do título.</w:t>
             </w:r>
           </w:p>
         </w:tc>
@@ -4423,58 +4411,38 @@
             <w:r>
               <w:rPr>
                 <w:rFonts w:ascii="Calibri" w:cs="Calibri" w:eastAsia="Calibri" w:hAnsi="Calibri"/>
-                <w:b/>
-                <w:bCs/>
-                <w:color w:val="2E2B45"/>
-                <w:sz w:val="20"/>
-                <w:szCs w:val="20"/>
-              </w:rPr>
-              <w:t xml:space="preserve">Frase de destaque</w:t>
-            </w:r>
-            <w:r>
-              <w:rPr>
-                <w:rFonts w:ascii="Calibri" w:cs="Calibri" w:eastAsia="Calibri" w:hAnsi="Calibri"/>
-                <w:color w:val="2E2B45"/>
-                <w:sz w:val="20"/>
-                <w:szCs w:val="20"/>
-              </w:rPr>
-              <w:t xml:space="preserve"> </w:t>
-            </w:r>
-            <w:r>
-              <w:rPr>
-                <w:rFonts w:ascii="Calibri" w:cs="Calibri" w:eastAsia="Calibri" w:hAnsi="Calibri"/>
                 <w:i/>
                 <w:iCs/>
                 <w:color w:val="6B6880"/>
                 <w:sz w:val="20"/>
                 <w:szCs w:val="20"/>
               </w:rPr>
-              <w:t xml:space="preserve">(é a tese do site inteiro, vale revisar com carinho)</w:t>
-            </w:r>
-            <w:r>
-              <w:rPr>
-                <w:rFonts w:ascii="Calibri" w:cs="Calibri" w:eastAsia="Calibri" w:hAnsi="Calibri"/>
-                <w:color w:val="2E2B45"/>
-                <w:sz w:val="20"/>
-                <w:szCs w:val="20"/>
-              </w:rPr>
-              <w:t xml:space="preserve">:</w:t>
-            </w:r>
-          </w:p>
-          <w:p>
-            <w:pPr>
-              <w:spacing w:after="100" w:before="0" w:line="276"/>
-            </w:pPr>
-            <w:r>
-              <w:rPr>
-                <w:rFonts w:ascii="Calibri" w:cs="Calibri" w:eastAsia="Calibri" w:hAnsi="Calibri"/>
-                <w:b/>
-                <w:bCs/>
-                <w:color w:val="2E2B45"/>
-                <w:sz w:val="20"/>
-                <w:szCs w:val="20"/>
-              </w:rPr>
-              <w:t xml:space="preserve">Quem trabalha com shopping center convive com uma pergunta só: quanta gente entrou. É a mesma pergunta que a gente faz de toda campanha.</w:t>
+              <w:t xml:space="preserve">Agora é o seu texto, como você mandou.</w:t>
+            </w:r>
+          </w:p>
+          <w:p>
+            <w:pPr>
+              <w:spacing w:after="100" w:before="0" w:line="276"/>
+            </w:pPr>
+            <w:r>
+              <w:rPr>
+                <w:rFonts w:ascii="Calibri" w:cs="Calibri" w:eastAsia="Calibri" w:hAnsi="Calibri"/>
+                <w:b/>
+                <w:bCs/>
+                <w:color w:val="2E2B45"/>
+                <w:sz w:val="20"/>
+                <w:szCs w:val="20"/>
+              </w:rPr>
+              <w:t xml:space="preserve">Parágrafo 1:</w:t>
+            </w:r>
+            <w:r>
+              <w:rPr>
+                <w:rFonts w:ascii="Calibri" w:cs="Calibri" w:eastAsia="Calibri" w:hAnsi="Calibri"/>
+                <w:color w:val="2E2B45"/>
+                <w:sz w:val="20"/>
+                <w:szCs w:val="20"/>
+              </w:rPr>
+              <w:t xml:space="preserve"> Marcelo Freitas atua com marketing e comunicação desde 2014. Antes disso, trabalhou com TI, análise de sistemas e criação de sites, base técnica que ainda hoje se reflete no trabalho da SAL.</w:t>
             </w:r>
           </w:p>
         </w:tc>
@@ -4529,16 +4497,16 @@
                 <w:sz w:val="20"/>
                 <w:szCs w:val="20"/>
               </w:rPr>
-              <w:t xml:space="preserve">Parágrafo 1:</w:t>
-            </w:r>
-            <w:r>
-              <w:rPr>
-                <w:rFonts w:ascii="Calibri" w:cs="Calibri" w:eastAsia="Calibri" w:hAnsi="Calibri"/>
-                <w:color w:val="2E2B45"/>
-                <w:sz w:val="20"/>
-                <w:szCs w:val="20"/>
-              </w:rPr>
-              <w:t xml:space="preserve"> Marcelo Freitas foi gerente de marketing de uma administradora de shopping centers. Coordenou o marketing do Vita Boulevard Gramado desde o lançamento, participou da reestruturação do Rua da Praia e do Lindóia, e da gestão da Galeria Chaves Barcellos, onde acompanhou a chegada da primeira Starbucks de Porto Alegre.</w:t>
+              <w:t xml:space="preserve">Parágrafo 2:</w:t>
+            </w:r>
+            <w:r>
+              <w:rPr>
+                <w:rFonts w:ascii="Calibri" w:cs="Calibri" w:eastAsia="Calibri" w:hAnsi="Calibri"/>
+                <w:color w:val="2E2B45"/>
+                <w:sz w:val="20"/>
+                <w:szCs w:val="20"/>
+              </w:rPr>
+              <w:t xml:space="preserve"> Foi gestor de marketing de uma instituição de ensino, responsável por tráfego pago, produção de aulas, gestão de portais e tecnologia. Por cinco anos, atuou como gerente de marketing de uma administradora de shopping centers, conduzindo tenant mix, captação de lojas, produção de eventos e gestão de marcas.</w:t>
             </w:r>
           </w:p>
         </w:tc>
@@ -4593,16 +4561,16 @@
                 <w:sz w:val="20"/>
                 <w:szCs w:val="20"/>
               </w:rPr>
-              <w:t xml:space="preserve">Parágrafo 2:</w:t>
-            </w:r>
-            <w:r>
-              <w:rPr>
-                <w:rFonts w:ascii="Calibri" w:cs="Calibri" w:eastAsia="Calibri" w:hAnsi="Calibri"/>
-                <w:color w:val="2E2B45"/>
-                <w:sz w:val="20"/>
-                <w:szCs w:val="20"/>
-              </w:rPr>
-              <w:t xml:space="preserve"> Foram anos sentando com lojista toda semana, olhando o que enche uma loja em dezembro e o que a esvazia em fevereiro, em dezenas de operações ao mesmo tempo. A SAL nasceu em 2024 para fazer esse trabalho do outro lado, junto de quem tem a loja. Rua da Praia, Lindóia e Chaves Barcellos seguem com a gente até hoje, em consultoria.</w:t>
+              <w:t xml:space="preserve">Parágrafo 3:</w:t>
+            </w:r>
+            <w:r>
+              <w:rPr>
+                <w:rFonts w:ascii="Calibri" w:cs="Calibri" w:eastAsia="Calibri" w:hAnsi="Calibri"/>
+                <w:color w:val="2E2B45"/>
+                <w:sz w:val="20"/>
+                <w:szCs w:val="20"/>
+              </w:rPr>
+              <w:t xml:space="preserve"> Coordenou o marketing do Vita Boulevard Gramado desde o lançamento, com expansão comercial de mais de 40 marcas (Kopenhagen, Hering, Panvel, Belshop, Intimissimi, Calzedonia, Tip Top, Grand Cru, entre outras) e ações em parceria com o Festival de Cinema de Gramado, Páscoa, Natal Luz e programação musical. Pela administradora, atendeu também marcas como Unimed, Cacau Show, Natura, Beagle e McDonald's.</w:t>
             </w:r>
           </w:p>
         </w:tc>
@@ -4657,6 +4625,70 @@
                 <w:sz w:val="20"/>
                 <w:szCs w:val="20"/>
               </w:rPr>
+              <w:t xml:space="preserve">Fecho, em destaque:</w:t>
+            </w:r>
+            <w:r>
+              <w:rPr>
+                <w:rFonts w:ascii="Calibri" w:cs="Calibri" w:eastAsia="Calibri" w:hAnsi="Calibri"/>
+                <w:color w:val="2E2B45"/>
+                <w:sz w:val="20"/>
+                <w:szCs w:val="20"/>
+              </w:rPr>
+              <w:t xml:space="preserve"> Em 2024, fundou a SAL.</w:t>
+            </w:r>
+          </w:p>
+        </w:tc>
+        <w:tc>
+          <w:tcPr>
+            <w:tcW w:type="dxa" w:w="3500"/>
+            <w:tcMar>
+              <w:top w:type="dxa" w:w="130"/>
+              <w:left w:type="dxa" w:w="150"/>
+              <w:bottom w:type="dxa" w:w="130"/>
+              <w:right w:type="dxa" w:w="150"/>
+            </w:tcMar>
+          </w:tcPr>
+          <w:p>
+            <w:pPr>
+              <w:spacing w:after="100" w:before="0" w:line="276"/>
+            </w:pPr>
+            <w:r>
+              <w:rPr>
+                <w:rFonts w:ascii="Calibri" w:cs="Calibri" w:eastAsia="Calibri" w:hAnsi="Calibri"/>
+                <w:color w:val="2E2B45"/>
+                <w:sz w:val="20"/>
+                <w:szCs w:val="20"/>
+              </w:rPr>
+              <w:t xml:space="preserve"/>
+            </w:r>
+          </w:p>
+        </w:tc>
+      </w:tr>
+      <w:tr>
+        <w:tc>
+          <w:tcPr>
+            <w:tcW w:type="dxa" w:w="6900"/>
+            <w:shd w:fill="F7F4EC" w:color="auto" w:val="clear"/>
+            <w:tcMar>
+              <w:top w:type="dxa" w:w="130"/>
+              <w:left w:type="dxa" w:w="150"/>
+              <w:bottom w:type="dxa" w:w="130"/>
+              <w:right w:type="dxa" w:w="150"/>
+            </w:tcMar>
+          </w:tcPr>
+          <w:p>
+            <w:pPr>
+              <w:spacing w:after="100" w:before="0" w:line="276"/>
+            </w:pPr>
+            <w:r>
+              <w:rPr>
+                <w:rFonts w:ascii="Calibri" w:cs="Calibri" w:eastAsia="Calibri" w:hAnsi="Calibri"/>
+                <w:b/>
+                <w:bCs/>
+                <w:color w:val="2E2B45"/>
+                <w:sz w:val="20"/>
+                <w:szCs w:val="20"/>
+              </w:rPr>
               <w:t xml:space="preserve">Botão:</w:t>
             </w:r>
             <w:r>
@@ -4673,6 +4705,7 @@
         <w:tc>
           <w:tcPr>
             <w:tcW w:type="dxa" w:w="3500"/>
+            <w:shd w:fill="F7F4EC" w:color="auto" w:val="clear"/>
             <w:tcMar>
               <w:top w:type="dxa" w:w="130"/>
               <w:left w:type="dxa" w:w="150"/>
@@ -5288,7 +5321,76 @@
                 <w:sz w:val="20"/>
                 <w:szCs w:val="20"/>
               </w:rPr>
-              <w:t xml:space="preserve">6. Dá para começar com algo menor antes de contratar mensal?</w:t>
+              <w:t xml:space="preserve">6. Como funciona o relatório e a reunião mensal?</w:t>
+            </w:r>
+          </w:p>
+          <w:p>
+            <w:pPr>
+              <w:spacing w:after="100" w:before="0" w:line="276"/>
+            </w:pPr>
+            <w:r>
+              <w:rPr>
+                <w:rFonts w:ascii="Calibri" w:cs="Calibri" w:eastAsia="Calibri" w:hAnsi="Calibri"/>
+                <w:color w:val="2E2B45"/>
+                <w:sz w:val="20"/>
+                <w:szCs w:val="20"/>
+              </w:rPr>
+              <w:t xml:space="preserve">Todo mês você recebe um documento com o que foi investido, o que voltou, o que o orgânico trouxe e o que muda no mês seguinte. Depois sentamos pra ler os números juntos e decidir o próximo passo. Sem PDF de quarenta páginas e sem gráfico que ninguém explica.</w:t>
+            </w:r>
+          </w:p>
+        </w:tc>
+        <w:tc>
+          <w:tcPr>
+            <w:tcW w:type="dxa" w:w="3500"/>
+            <w:tcMar>
+              <w:top w:type="dxa" w:w="130"/>
+              <w:left w:type="dxa" w:w="150"/>
+              <w:bottom w:type="dxa" w:w="130"/>
+              <w:right w:type="dxa" w:w="150"/>
+            </w:tcMar>
+          </w:tcPr>
+          <w:p>
+            <w:pPr>
+              <w:spacing w:after="100" w:before="0" w:line="276"/>
+            </w:pPr>
+            <w:r>
+              <w:rPr>
+                <w:rFonts w:ascii="Calibri" w:cs="Calibri" w:eastAsia="Calibri" w:hAnsi="Calibri"/>
+                <w:color w:val="2E2B45"/>
+                <w:sz w:val="20"/>
+                <w:szCs w:val="20"/>
+              </w:rPr>
+              <w:t xml:space="preserve"/>
+            </w:r>
+          </w:p>
+        </w:tc>
+      </w:tr>
+      <w:tr>
+        <w:tc>
+          <w:tcPr>
+            <w:tcW w:type="dxa" w:w="6900"/>
+            <w:shd w:fill="F7F4EC" w:color="auto" w:val="clear"/>
+            <w:tcMar>
+              <w:top w:type="dxa" w:w="130"/>
+              <w:left w:type="dxa" w:w="150"/>
+              <w:bottom w:type="dxa" w:w="130"/>
+              <w:right w:type="dxa" w:w="150"/>
+            </w:tcMar>
+          </w:tcPr>
+          <w:p>
+            <w:pPr>
+              <w:spacing w:after="100" w:before="0" w:line="276"/>
+            </w:pPr>
+            <w:r>
+              <w:rPr>
+                <w:rFonts w:ascii="Calibri" w:cs="Calibri" w:eastAsia="Calibri" w:hAnsi="Calibri"/>
+                <w:b/>
+                <w:bCs/>
+                <w:color w:val="2E2B45"/>
+                <w:sz w:val="20"/>
+                <w:szCs w:val="20"/>
+              </w:rPr>
+              <w:t xml:space="preserve">7. Tem fidelidade no contrato?</w:t>
             </w:r>
             <w:r>
               <w:rPr>
@@ -5308,185 +5410,28 @@
                 <w:sz w:val="20"/>
                 <w:szCs w:val="20"/>
               </w:rPr>
-              <w:t xml:space="preserve">(pergunta nova)</w:t>
-            </w:r>
-          </w:p>
-          <w:p>
-            <w:pPr>
-              <w:spacing w:after="100" w:before="0" w:line="276"/>
-            </w:pPr>
-            <w:r>
-              <w:rPr>
-                <w:rFonts w:ascii="Calibri" w:cs="Calibri" w:eastAsia="Calibri" w:hAnsi="Calibri"/>
-                <w:color w:val="2E2B45"/>
-                <w:sz w:val="20"/>
-                <w:szCs w:val="20"/>
-              </w:rPr>
-              <w:t xml:space="preserve">Dá. A Auditoria de Presença Local custa R$ 2.500, parcelável em até 6 vezes, e fica pronta em até 15 dias. A gente analisa o seu Perfil da Empresa no Google, a sua posição no mapa, as suas avaliações e três concorrentes da sua região, e entrega um plano de correções priorizado. É um trabalho fechado, sem contrato mensal e sem obrigação de seguir com a gente depois.</w:t>
-            </w:r>
-          </w:p>
-        </w:tc>
-        <w:tc>
-          <w:tcPr>
-            <w:tcW w:type="dxa" w:w="3500"/>
-            <w:tcMar>
-              <w:top w:type="dxa" w:w="130"/>
-              <w:left w:type="dxa" w:w="150"/>
-              <w:bottom w:type="dxa" w:w="130"/>
-              <w:right w:type="dxa" w:w="150"/>
-            </w:tcMar>
-          </w:tcPr>
-          <w:p>
-            <w:pPr>
-              <w:spacing w:after="100" w:before="0" w:line="276"/>
-            </w:pPr>
-            <w:r>
-              <w:rPr>
-                <w:rFonts w:ascii="Calibri" w:cs="Calibri" w:eastAsia="Calibri" w:hAnsi="Calibri"/>
-                <w:color w:val="2E2B45"/>
-                <w:sz w:val="20"/>
-                <w:szCs w:val="20"/>
-              </w:rPr>
-              <w:t xml:space="preserve"/>
-            </w:r>
-          </w:p>
-        </w:tc>
-      </w:tr>
-      <w:tr>
-        <w:tc>
-          <w:tcPr>
-            <w:tcW w:type="dxa" w:w="6900"/>
+              <w:t xml:space="preserve">(resolvido com a sua resposta)</w:t>
+            </w:r>
+          </w:p>
+          <w:p>
+            <w:pPr>
+              <w:spacing w:after="100" w:before="0" w:line="276"/>
+            </w:pPr>
+            <w:r>
+              <w:rPr>
+                <w:rFonts w:ascii="Calibri" w:cs="Calibri" w:eastAsia="Calibri" w:hAnsi="Calibri"/>
+                <w:color w:val="2E2B45"/>
+                <w:sz w:val="20"/>
+                <w:szCs w:val="20"/>
+              </w:rPr>
+              <w:t xml:space="preserve">O contrato é de 6 meses, que é o tempo mínimo para o SEO dar resultado. Mas você pode cancelar quando quiser, sem multa, avisando com 30 dias de antecedência. O prazo existe para proteger o trabalho, não para prender você.</w:t>
+            </w:r>
+          </w:p>
+        </w:tc>
+        <w:tc>
+          <w:tcPr>
+            <w:tcW w:type="dxa" w:w="3500"/>
             <w:shd w:fill="F7F4EC" w:color="auto" w:val="clear"/>
-            <w:tcMar>
-              <w:top w:type="dxa" w:w="130"/>
-              <w:left w:type="dxa" w:w="150"/>
-              <w:bottom w:type="dxa" w:w="130"/>
-              <w:right w:type="dxa" w:w="150"/>
-            </w:tcMar>
-          </w:tcPr>
-          <w:p>
-            <w:pPr>
-              <w:spacing w:after="100" w:before="0" w:line="276"/>
-            </w:pPr>
-            <w:r>
-              <w:rPr>
-                <w:rFonts w:ascii="Calibri" w:cs="Calibri" w:eastAsia="Calibri" w:hAnsi="Calibri"/>
-                <w:b/>
-                <w:bCs/>
-                <w:color w:val="2E2B45"/>
-                <w:sz w:val="20"/>
-                <w:szCs w:val="20"/>
-              </w:rPr>
-              <w:t xml:space="preserve">7. Como funciona o relatório e a reunião mensal?</w:t>
-            </w:r>
-          </w:p>
-          <w:p>
-            <w:pPr>
-              <w:spacing w:after="100" w:before="0" w:line="276"/>
-            </w:pPr>
-            <w:r>
-              <w:rPr>
-                <w:rFonts w:ascii="Calibri" w:cs="Calibri" w:eastAsia="Calibri" w:hAnsi="Calibri"/>
-                <w:color w:val="2E2B45"/>
-                <w:sz w:val="20"/>
-                <w:szCs w:val="20"/>
-              </w:rPr>
-              <w:t xml:space="preserve">Todo mês você recebe um documento com o que foi investido, o que voltou, o que o orgânico trouxe e o que muda no mês seguinte. Depois sentamos pra ler os números juntos e decidir o próximo passo. Sem PDF de quarenta páginas e sem gráfico que ninguém explica.</w:t>
-            </w:r>
-          </w:p>
-        </w:tc>
-        <w:tc>
-          <w:tcPr>
-            <w:tcW w:type="dxa" w:w="3500"/>
-            <w:shd w:fill="F7F4EC" w:color="auto" w:val="clear"/>
-            <w:tcMar>
-              <w:top w:type="dxa" w:w="130"/>
-              <w:left w:type="dxa" w:w="150"/>
-              <w:bottom w:type="dxa" w:w="130"/>
-              <w:right w:type="dxa" w:w="150"/>
-            </w:tcMar>
-          </w:tcPr>
-          <w:p>
-            <w:pPr>
-              <w:spacing w:after="100" w:before="0" w:line="276"/>
-            </w:pPr>
-            <w:r>
-              <w:rPr>
-                <w:rFonts w:ascii="Calibri" w:cs="Calibri" w:eastAsia="Calibri" w:hAnsi="Calibri"/>
-                <w:color w:val="2E2B45"/>
-                <w:sz w:val="20"/>
-                <w:szCs w:val="20"/>
-              </w:rPr>
-              <w:t xml:space="preserve"/>
-            </w:r>
-          </w:p>
-        </w:tc>
-      </w:tr>
-      <w:tr>
-        <w:tc>
-          <w:tcPr>
-            <w:tcW w:type="dxa" w:w="6900"/>
-            <w:tcMar>
-              <w:top w:type="dxa" w:w="130"/>
-              <w:left w:type="dxa" w:w="150"/>
-              <w:bottom w:type="dxa" w:w="130"/>
-              <w:right w:type="dxa" w:w="150"/>
-            </w:tcMar>
-          </w:tcPr>
-          <w:p>
-            <w:pPr>
-              <w:spacing w:after="100" w:before="0" w:line="276"/>
-            </w:pPr>
-            <w:r>
-              <w:rPr>
-                <w:rFonts w:ascii="Calibri" w:cs="Calibri" w:eastAsia="Calibri" w:hAnsi="Calibri"/>
-                <w:b/>
-                <w:bCs/>
-                <w:color w:val="2E2B45"/>
-                <w:sz w:val="20"/>
-                <w:szCs w:val="20"/>
-              </w:rPr>
-              <w:t xml:space="preserve">8. Tem fidelidade no contrato?</w:t>
-            </w:r>
-            <w:r>
-              <w:rPr>
-                <w:rFonts w:ascii="Calibri" w:cs="Calibri" w:eastAsia="Calibri" w:hAnsi="Calibri"/>
-                <w:color w:val="2E2B45"/>
-                <w:sz w:val="20"/>
-                <w:szCs w:val="20"/>
-              </w:rPr>
-              <w:t xml:space="preserve"> </w:t>
-            </w:r>
-            <w:r>
-              <w:rPr>
-                <w:rFonts w:ascii="Calibri" w:cs="Calibri" w:eastAsia="Calibri" w:hAnsi="Calibri"/>
-                <w:i/>
-                <w:iCs/>
-                <w:color w:val="6B6880"/>
-                <w:sz w:val="20"/>
-                <w:szCs w:val="20"/>
-              </w:rPr>
-              <w:t xml:space="preserve">(resolvido com a sua resposta)</w:t>
-            </w:r>
-          </w:p>
-          <w:p>
-            <w:pPr>
-              <w:spacing w:after="100" w:before="0" w:line="276"/>
-            </w:pPr>
-            <w:r>
-              <w:rPr>
-                <w:rFonts w:ascii="Calibri" w:cs="Calibri" w:eastAsia="Calibri" w:hAnsi="Calibri"/>
-                <w:color w:val="2E2B45"/>
-                <w:sz w:val="20"/>
-                <w:szCs w:val="20"/>
-              </w:rPr>
-              <w:t xml:space="preserve">O contrato é de 6 meses, que é o tempo mínimo para o SEO dar resultado. Mas você pode cancelar quando quiser, sem multa, avisando com 30 dias de antecedência. O prazo existe para proteger o trabalho, não para prender você.</w:t>
-            </w:r>
-          </w:p>
-        </w:tc>
-        <w:tc>
-          <w:tcPr>
-            <w:tcW w:type="dxa" w:w="3500"/>
             <w:tcMar>
               <w:top w:type="dxa" w:w="130"/>
               <w:left w:type="dxa" w:w="150"/>
@@ -6270,16 +6215,16 @@
                 <w:sz w:val="20"/>
                 <w:szCs w:val="20"/>
               </w:rPr>
-              <w:t xml:space="preserve">1. Escopo da Auditoria de R$ 2.500.</w:t>
-            </w:r>
-            <w:r>
-              <w:rPr>
-                <w:rFonts w:ascii="Calibri" w:cs="Calibri" w:eastAsia="Calibri" w:hAnsi="Calibri"/>
-                <w:color w:val="2E2B45"/>
-                <w:sz w:val="20"/>
-                <w:szCs w:val="20"/>
-              </w:rPr>
-              <w:t xml:space="preserve"> Quer incluir mais alguma coisa agora que o valor subiu?</w:t>
+              <w:t xml:space="preserve">1. Diagnóstico.</w:t>
+            </w:r>
+            <w:r>
+              <w:rPr>
+                <w:rFonts w:ascii="Calibri" w:cs="Calibri" w:eastAsia="Calibri" w:hAnsi="Calibri"/>
+                <w:color w:val="2E2B45"/>
+                <w:sz w:val="20"/>
+                <w:szCs w:val="20"/>
+              </w:rPr>
+              <w:t xml:space="preserve"> O CTA fala em "agendar". Prefere agenda com horário (tipo Calendly) ou manter o formulário de 5 perguntas do site atual?</w:t>
             </w:r>
           </w:p>
         </w:tc>
@@ -6334,16 +6279,34 @@
                 <w:sz w:val="20"/>
                 <w:szCs w:val="20"/>
               </w:rPr>
-              <w:t xml:space="preserve">2. Diagnóstico.</w:t>
-            </w:r>
-            <w:r>
-              <w:rPr>
-                <w:rFonts w:ascii="Calibri" w:cs="Calibri" w:eastAsia="Calibri" w:hAnsi="Calibri"/>
-                <w:color w:val="2E2B45"/>
-                <w:sz w:val="20"/>
-                <w:szCs w:val="20"/>
-              </w:rPr>
-              <w:t xml:space="preserve"> O CTA fala em "agendar". Prefere agenda com horário (tipo Calendly) ou manter o formulário de 5 perguntas do site atual?</w:t>
+              <w:t xml:space="preserve">2. Blog da SAL.</w:t>
+            </w:r>
+            <w:r>
+              <w:rPr>
+                <w:rFonts w:ascii="Calibri" w:cs="Calibri" w:eastAsia="Calibri" w:hAnsi="Calibri"/>
+                <w:color w:val="2E2B45"/>
+                <w:sz w:val="20"/>
+                <w:szCs w:val="20"/>
+              </w:rPr>
+              <w:t xml:space="preserve"> O blog pede a fonte Glook ao Google Fonts, que responde </w:t>
+            </w:r>
+            <w:r>
+              <w:rPr>
+                <w:rFonts w:ascii="Consolas" w:cs="Consolas" w:eastAsia="Consolas" w:hAnsi="Consolas"/>
+                <w:color w:val="2E2B45"/>
+                <w:sz w:val="20"/>
+                <w:szCs w:val="20"/>
+              </w:rPr>
+              <w:t xml:space="preserve">400: Font family not found</w:t>
+            </w:r>
+            <w:r>
+              <w:rPr>
+                <w:rFonts w:ascii="Calibri" w:cs="Calibri" w:eastAsia="Calibri" w:hAnsi="Calibri"/>
+                <w:color w:val="2E2B45"/>
+                <w:sz w:val="20"/>
+                <w:szCs w:val="20"/>
+              </w:rPr>
+              <w:t xml:space="preserve">. Os números grandes das listas estão caindo numa fonte manuscrita. Quer que eu corrija junto?</w:t>
             </w:r>
           </w:p>
         </w:tc>
@@ -6398,34 +6361,16 @@
                 <w:sz w:val="20"/>
                 <w:szCs w:val="20"/>
               </w:rPr>
-              <w:t xml:space="preserve">3. Blog da SAL.</w:t>
-            </w:r>
-            <w:r>
-              <w:rPr>
-                <w:rFonts w:ascii="Calibri" w:cs="Calibri" w:eastAsia="Calibri" w:hAnsi="Calibri"/>
-                <w:color w:val="2E2B45"/>
-                <w:sz w:val="20"/>
-                <w:szCs w:val="20"/>
-              </w:rPr>
-              <w:t xml:space="preserve"> O blog pede a fonte Glook ao Google Fonts, que responde </w:t>
-            </w:r>
-            <w:r>
-              <w:rPr>
-                <w:rFonts w:ascii="Consolas" w:cs="Consolas" w:eastAsia="Consolas" w:hAnsi="Consolas"/>
-                <w:color w:val="2E2B45"/>
-                <w:sz w:val="20"/>
-                <w:szCs w:val="20"/>
-              </w:rPr>
-              <w:t xml:space="preserve">400: Font family not found</w:t>
-            </w:r>
-            <w:r>
-              <w:rPr>
-                <w:rFonts w:ascii="Calibri" w:cs="Calibri" w:eastAsia="Calibri" w:hAnsi="Calibri"/>
-                <w:color w:val="2E2B45"/>
-                <w:sz w:val="20"/>
-                <w:szCs w:val="20"/>
-              </w:rPr>
-              <w:t xml:space="preserve">. Os números grandes das listas estão caindo numa fonte manuscrita. Quer que eu corrija junto?</w:t>
+              <w:t xml:space="preserve">3. Marcas na sua página.</w:t>
+            </w:r>
+            <w:r>
+              <w:rPr>
+                <w:rFonts w:ascii="Calibri" w:cs="Calibri" w:eastAsia="Calibri" w:hAnsi="Calibri"/>
+                <w:color w:val="2E2B45"/>
+                <w:sz w:val="20"/>
+                <w:szCs w:val="20"/>
+              </w:rPr>
+              <w:t xml:space="preserve"> Kopenhagen, Hering, Panvel, Intimissimi, Calzedonia, Grand Cru e as outras entram na sua página como "marcas com que trabalhei nos shoppings". Confirma essa formulação?</w:t>
             </w:r>
           </w:p>
         </w:tc>
@@ -6480,16 +6425,16 @@
                 <w:sz w:val="20"/>
                 <w:szCs w:val="20"/>
               </w:rPr>
-              <w:t xml:space="preserve">4. Marcas na sua página.</w:t>
-            </w:r>
-            <w:r>
-              <w:rPr>
-                <w:rFonts w:ascii="Calibri" w:cs="Calibri" w:eastAsia="Calibri" w:hAnsi="Calibri"/>
-                <w:color w:val="2E2B45"/>
-                <w:sz w:val="20"/>
-                <w:szCs w:val="20"/>
-              </w:rPr>
-              <w:t xml:space="preserve"> Kopenhagen, Hering, Panvel, Intimissimi, Calzedonia, Grand Cru e as outras entram na sua página como "marcas com que trabalhei nos shoppings". Confirma essa formulação?</w:t>
+              <w:t xml:space="preserve">4. Substack.</w:t>
+            </w:r>
+            <w:r>
+              <w:rPr>
+                <w:rFonts w:ascii="Calibri" w:cs="Calibri" w:eastAsia="Calibri" w:hAnsi="Calibri"/>
+                <w:color w:val="2E2B45"/>
+                <w:sz w:val="20"/>
+                <w:szCs w:val="20"/>
+              </w:rPr>
+              <w:t xml:space="preserve"> Quer o ícone do Substack junto dos outros três no rodapé? Se sim, me passe o endereço.</w:t>
             </w:r>
           </w:p>
         </w:tc>
@@ -6497,69 +6442,6 @@
           <w:tcPr>
             <w:tcW w:type="dxa" w:w="3500"/>
             <w:shd w:fill="F7F4EC" w:color="auto" w:val="clear"/>
-            <w:tcMar>
-              <w:top w:type="dxa" w:w="130"/>
-              <w:left w:type="dxa" w:w="150"/>
-              <w:bottom w:type="dxa" w:w="130"/>
-              <w:right w:type="dxa" w:w="150"/>
-            </w:tcMar>
-          </w:tcPr>
-          <w:p>
-            <w:pPr>
-              <w:spacing w:after="100" w:before="0" w:line="276"/>
-            </w:pPr>
-            <w:r>
-              <w:rPr>
-                <w:rFonts w:ascii="Calibri" w:cs="Calibri" w:eastAsia="Calibri" w:hAnsi="Calibri"/>
-                <w:color w:val="2E2B45"/>
-                <w:sz w:val="20"/>
-                <w:szCs w:val="20"/>
-              </w:rPr>
-              <w:t xml:space="preserve"/>
-            </w:r>
-          </w:p>
-        </w:tc>
-      </w:tr>
-      <w:tr>
-        <w:tc>
-          <w:tcPr>
-            <w:tcW w:type="dxa" w:w="6900"/>
-            <w:tcMar>
-              <w:top w:type="dxa" w:w="130"/>
-              <w:left w:type="dxa" w:w="150"/>
-              <w:bottom w:type="dxa" w:w="130"/>
-              <w:right w:type="dxa" w:w="150"/>
-            </w:tcMar>
-          </w:tcPr>
-          <w:p>
-            <w:pPr>
-              <w:spacing w:after="100" w:before="0" w:line="276"/>
-            </w:pPr>
-            <w:r>
-              <w:rPr>
-                <w:rFonts w:ascii="Calibri" w:cs="Calibri" w:eastAsia="Calibri" w:hAnsi="Calibri"/>
-                <w:b/>
-                <w:bCs/>
-                <w:color w:val="2E2B45"/>
-                <w:sz w:val="20"/>
-                <w:szCs w:val="20"/>
-              </w:rPr>
-              <w:t xml:space="preserve">5. Substack.</w:t>
-            </w:r>
-            <w:r>
-              <w:rPr>
-                <w:rFonts w:ascii="Calibri" w:cs="Calibri" w:eastAsia="Calibri" w:hAnsi="Calibri"/>
-                <w:color w:val="2E2B45"/>
-                <w:sz w:val="20"/>
-                <w:szCs w:val="20"/>
-              </w:rPr>
-              <w:t xml:space="preserve"> Quer o ícone do Substack junto dos outros três no rodapé? Se sim, me passe o endereço.</w:t>
-            </w:r>
-          </w:p>
-        </w:tc>
-        <w:tc>
-          <w:tcPr>
-            <w:tcW w:type="dxa" w:w="3500"/>
             <w:tcMar>
               <w:top w:type="dxa" w:w="130"/>
               <w:left w:type="dxa" w:w="150"/>
